--- a/Received/Nursery/Nursery, Maths W.docx
+++ b/Received/Nursery/Nursery, Maths W.docx
@@ -5411,6 +5411,15 @@
         </w:rPr>
         <w:t>Five</w:t>
       </w:r>
+      <w:r>
+        <w:rPr>
+          <w:rFonts w:ascii="Times New Roman" w:hAnsi="Times New Roman" w:cs="Times New Roman"/>
+          <w:sz w:val="40"/>
+          <w:szCs w:val="40"/>
+          <w:lang w:bidi="ne-NP"/>
+        </w:rPr>
+        <w:t xml:space="preserve"> (5)</w:t>
+      </w:r>
     </w:p>
     <w:p>
       <w:pPr>
@@ -5495,6 +5504,15 @@
         </w:rPr>
         <w:t>One</w:t>
       </w:r>
+      <w:r>
+        <w:rPr>
+          <w:rFonts w:ascii="Times New Roman" w:hAnsi="Times New Roman" w:cs="Times New Roman"/>
+          <w:sz w:val="40"/>
+          <w:szCs w:val="40"/>
+          <w:lang w:bidi="ne-NP"/>
+        </w:rPr>
+        <w:t xml:space="preserve"> (1)</w:t>
+      </w:r>
     </w:p>
     <w:p>
       <w:pPr>
@@ -5579,6 +5597,15 @@
         </w:rPr>
         <w:t>Two</w:t>
       </w:r>
+      <w:r>
+        <w:rPr>
+          <w:rFonts w:ascii="Times New Roman" w:hAnsi="Times New Roman" w:cs="Times New Roman"/>
+          <w:sz w:val="40"/>
+          <w:szCs w:val="40"/>
+          <w:lang w:bidi="ne-NP"/>
+        </w:rPr>
+        <w:t xml:space="preserve"> (2)</w:t>
+      </w:r>
     </w:p>
     <w:p>
       <w:pPr>
@@ -5663,6 +5690,15 @@
         </w:rPr>
         <w:t>Four</w:t>
       </w:r>
+      <w:r>
+        <w:rPr>
+          <w:rFonts w:ascii="Times New Roman" w:hAnsi="Times New Roman" w:cs="Times New Roman"/>
+          <w:sz w:val="40"/>
+          <w:szCs w:val="40"/>
+          <w:lang w:bidi="ne-NP"/>
+        </w:rPr>
+        <w:t xml:space="preserve"> (4)</w:t>
+      </w:r>
     </w:p>
     <w:p>
       <w:pPr>
@@ -5746,6 +5782,15 @@
           <w:lang w:bidi="ne-NP"/>
         </w:rPr>
         <w:t>Ten</w:t>
+      </w:r>
+      <w:r>
+        <w:rPr>
+          <w:rFonts w:ascii="Times New Roman" w:hAnsi="Times New Roman" w:cs="Times New Roman"/>
+          <w:sz w:val="40"/>
+          <w:szCs w:val="40"/>
+          <w:lang w:bidi="ne-NP"/>
+        </w:rPr>
+        <w:t xml:space="preserve"> (10)</w:t>
       </w:r>
     </w:p>
     <w:p>
@@ -6849,6 +6894,15 @@
         <w:tab/>
         <w:t>!*</w:t>
       </w:r>
+      <w:r>
+        <w:rPr>
+          <w:rFonts w:ascii="Preeti" w:hAnsi="Preeti" w:cs="Times New Roman"/>
+          <w:sz w:val="44"/>
+          <w:szCs w:val="44"/>
+          <w:lang w:bidi="ne-NP"/>
+        </w:rPr>
+        <w:t xml:space="preserve">        ^</w:t>
+      </w:r>
     </w:p>
     <w:p>
       <w:pPr>
@@ -8524,339 +8578,7 @@
         <mc:AlternateContent>
           <mc:Choice Requires="wps">
             <w:drawing>
-              <wp:anchor distT="0" distB="0" distL="114300" distR="114300" simplePos="0" relativeHeight="251727872" behindDoc="0" locked="0" layoutInCell="1" allowOverlap="1" wp14:anchorId="41B95374" wp14:editId="7DC359D6">
-                <wp:simplePos x="0" y="0"/>
-                <wp:positionH relativeFrom="column">
-                  <wp:posOffset>1314450</wp:posOffset>
-                </wp:positionH>
-                <wp:positionV relativeFrom="paragraph">
-                  <wp:posOffset>654050</wp:posOffset>
-                </wp:positionV>
-                <wp:extent cx="311150" cy="254000"/>
-                <wp:effectExtent l="19050" t="19050" r="31750" b="12700"/>
-                <wp:wrapNone/>
-                <wp:docPr id="93" name="Isosceles Triangle 93"/>
-                <wp:cNvGraphicFramePr/>
-                <a:graphic xmlns:a="http://schemas.openxmlformats.org/drawingml/2006/main">
-                  <a:graphicData uri="http://schemas.microsoft.com/office/word/2010/wordprocessingShape">
-                    <wps:wsp>
-                      <wps:cNvSpPr/>
-                      <wps:spPr>
-                        <a:xfrm>
-                          <a:off x="0" y="0"/>
-                          <a:ext cx="311150" cy="254000"/>
-                        </a:xfrm>
-                        <a:prstGeom prst="triangle">
-                          <a:avLst/>
-                        </a:prstGeom>
-                        <a:solidFill>
-                          <a:schemeClr val="bg1"/>
-                        </a:solidFill>
-                        <a:ln>
-                          <a:solidFill>
-                            <a:schemeClr val="tx1"/>
-                          </a:solidFill>
-                        </a:ln>
-                      </wps:spPr>
-                      <wps:style>
-                        <a:lnRef idx="2">
-                          <a:schemeClr val="accent1">
-                            <a:shade val="50000"/>
-                          </a:schemeClr>
-                        </a:lnRef>
-                        <a:fillRef idx="1">
-                          <a:schemeClr val="accent1"/>
-                        </a:fillRef>
-                        <a:effectRef idx="0">
-                          <a:schemeClr val="accent1"/>
-                        </a:effectRef>
-                        <a:fontRef idx="minor">
-                          <a:schemeClr val="lt1"/>
-                        </a:fontRef>
-                      </wps:style>
-                      <wps:bodyPr rot="0" spcFirstLastPara="0" vertOverflow="overflow" horzOverflow="overflow" vert="horz" wrap="square" lIns="91440" tIns="45720" rIns="91440" bIns="45720" numCol="1" spcCol="0" rtlCol="0" fromWordArt="0" anchor="ctr" anchorCtr="0" forceAA="0" compatLnSpc="1">
-                        <a:prstTxWarp prst="textNoShape">
-                          <a:avLst/>
-                        </a:prstTxWarp>
-                        <a:noAutofit/>
-                      </wps:bodyPr>
-                    </wps:wsp>
-                  </a:graphicData>
-                </a:graphic>
-              </wp:anchor>
-            </w:drawing>
-          </mc:Choice>
-          <mc:Fallback>
-            <w:pict>
-              <v:shapetype w14:anchorId="529FAAD5" id="_x0000_t5" coordsize="21600,21600" o:spt="5" adj="10800" path="m@0,l,21600r21600,xe">
-                <v:stroke joinstyle="miter"/>
-                <v:formulas>
-                  <v:f eqn="val #0"/>
-                  <v:f eqn="prod #0 1 2"/>
-                  <v:f eqn="sum @1 10800 0"/>
-                </v:formulas>
-                <v:path gradientshapeok="t" o:connecttype="custom" o:connectlocs="@0,0;@1,10800;0,21600;10800,21600;21600,21600;@2,10800" textboxrect="0,10800,10800,18000;5400,10800,16200,18000;10800,10800,21600,18000;0,7200,7200,21600;7200,7200,14400,21600;14400,7200,21600,21600"/>
-                <v:handles>
-                  <v:h position="#0,topLeft" xrange="0,21600"/>
-                </v:handles>
-              </v:shapetype>
-              <v:shape id="Isosceles Triangle 93" o:spid="_x0000_s1026" type="#_x0000_t5" style="position:absolute;margin-left:103.5pt;margin-top:51.5pt;width:24.5pt;height:20pt;z-index:251727872;visibility:visible;mso-wrap-style:square;mso-wrap-distance-left:9pt;mso-wrap-distance-top:0;mso-wrap-distance-right:9pt;mso-wrap-distance-bottom:0;mso-position-horizontal:absolute;mso-position-horizontal-relative:text;mso-position-vertical:absolute;mso-position-vertical-relative:text;v-text-anchor:middle" o:gfxdata="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" fillcolor="white [3212]" strokecolor="black [3213]" strokeweight="1pt"/>
-            </w:pict>
-          </mc:Fallback>
-        </mc:AlternateContent>
-      </w:r>
-      <w:r>
-        <w:rPr>
-          <w:rFonts w:ascii="Times New Roman" w:hAnsi="Times New Roman" w:cs="Times New Roman"/>
-          <w:noProof/>
-          <w:sz w:val="40"/>
-          <w:szCs w:val="40"/>
-          <w:lang w:bidi="ne-NP"/>
-        </w:rPr>
-        <mc:AlternateContent>
-          <mc:Choice Requires="wps">
-            <w:drawing>
-              <wp:anchor distT="0" distB="0" distL="114300" distR="114300" simplePos="0" relativeHeight="251726848" behindDoc="0" locked="0" layoutInCell="1" allowOverlap="1" wp14:anchorId="4A5A58A2" wp14:editId="07071C4A">
-                <wp:simplePos x="0" y="0"/>
-                <wp:positionH relativeFrom="column">
-                  <wp:posOffset>876300</wp:posOffset>
-                </wp:positionH>
-                <wp:positionV relativeFrom="paragraph">
-                  <wp:posOffset>654050</wp:posOffset>
-                </wp:positionV>
-                <wp:extent cx="311150" cy="254000"/>
-                <wp:effectExtent l="19050" t="19050" r="31750" b="12700"/>
-                <wp:wrapNone/>
-                <wp:docPr id="92" name="Isosceles Triangle 92"/>
-                <wp:cNvGraphicFramePr/>
-                <a:graphic xmlns:a="http://schemas.openxmlformats.org/drawingml/2006/main">
-                  <a:graphicData uri="http://schemas.microsoft.com/office/word/2010/wordprocessingShape">
-                    <wps:wsp>
-                      <wps:cNvSpPr/>
-                      <wps:spPr>
-                        <a:xfrm>
-                          <a:off x="0" y="0"/>
-                          <a:ext cx="311150" cy="254000"/>
-                        </a:xfrm>
-                        <a:prstGeom prst="triangle">
-                          <a:avLst/>
-                        </a:prstGeom>
-                        <a:solidFill>
-                          <a:schemeClr val="bg1"/>
-                        </a:solidFill>
-                        <a:ln>
-                          <a:solidFill>
-                            <a:schemeClr val="tx1"/>
-                          </a:solidFill>
-                        </a:ln>
-                      </wps:spPr>
-                      <wps:style>
-                        <a:lnRef idx="2">
-                          <a:schemeClr val="accent1">
-                            <a:shade val="50000"/>
-                          </a:schemeClr>
-                        </a:lnRef>
-                        <a:fillRef idx="1">
-                          <a:schemeClr val="accent1"/>
-                        </a:fillRef>
-                        <a:effectRef idx="0">
-                          <a:schemeClr val="accent1"/>
-                        </a:effectRef>
-                        <a:fontRef idx="minor">
-                          <a:schemeClr val="lt1"/>
-                        </a:fontRef>
-                      </wps:style>
-                      <wps:bodyPr rot="0" spcFirstLastPara="0" vertOverflow="overflow" horzOverflow="overflow" vert="horz" wrap="square" lIns="91440" tIns="45720" rIns="91440" bIns="45720" numCol="1" spcCol="0" rtlCol="0" fromWordArt="0" anchor="ctr" anchorCtr="0" forceAA="0" compatLnSpc="1">
-                        <a:prstTxWarp prst="textNoShape">
-                          <a:avLst/>
-                        </a:prstTxWarp>
-                        <a:noAutofit/>
-                      </wps:bodyPr>
-                    </wps:wsp>
-                  </a:graphicData>
-                </a:graphic>
-              </wp:anchor>
-            </w:drawing>
-          </mc:Choice>
-          <mc:Fallback>
-            <w:pict>
-              <v:shape w14:anchorId="46D8967A" id="Isosceles Triangle 92" o:spid="_x0000_s1026" type="#_x0000_t5" style="position:absolute;margin-left:69pt;margin-top:51.5pt;width:24.5pt;height:20pt;z-index:251726848;visibility:visible;mso-wrap-style:square;mso-wrap-distance-left:9pt;mso-wrap-distance-top:0;mso-wrap-distance-right:9pt;mso-wrap-distance-bottom:0;mso-position-horizontal:absolute;mso-position-horizontal-relative:text;mso-position-vertical:absolute;mso-position-vertical-relative:text;v-text-anchor:middle" o:gfxdata="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" fillcolor="white [3212]" strokecolor="black [3213]" strokeweight="1pt"/>
-            </w:pict>
-          </mc:Fallback>
-        </mc:AlternateContent>
-      </w:r>
-      <w:r>
-        <w:rPr>
-          <w:rFonts w:ascii="Times New Roman" w:hAnsi="Times New Roman" w:cs="Times New Roman"/>
-          <w:noProof/>
-          <w:sz w:val="40"/>
-          <w:szCs w:val="40"/>
-          <w:lang w:bidi="ne-NP"/>
-        </w:rPr>
-        <mc:AlternateContent>
-          <mc:Choice Requires="wps">
-            <w:drawing>
-              <wp:anchor distT="0" distB="0" distL="114300" distR="114300" simplePos="0" relativeHeight="251725824" behindDoc="0" locked="0" layoutInCell="1" allowOverlap="1" wp14:anchorId="36D509C4" wp14:editId="25E4779A">
-                <wp:simplePos x="0" y="0"/>
-                <wp:positionH relativeFrom="column">
-                  <wp:posOffset>457200</wp:posOffset>
-                </wp:positionH>
-                <wp:positionV relativeFrom="paragraph">
-                  <wp:posOffset>654050</wp:posOffset>
-                </wp:positionV>
-                <wp:extent cx="311150" cy="254000"/>
-                <wp:effectExtent l="19050" t="19050" r="31750" b="12700"/>
-                <wp:wrapNone/>
-                <wp:docPr id="91" name="Isosceles Triangle 91"/>
-                <wp:cNvGraphicFramePr/>
-                <a:graphic xmlns:a="http://schemas.openxmlformats.org/drawingml/2006/main">
-                  <a:graphicData uri="http://schemas.microsoft.com/office/word/2010/wordprocessingShape">
-                    <wps:wsp>
-                      <wps:cNvSpPr/>
-                      <wps:spPr>
-                        <a:xfrm>
-                          <a:off x="0" y="0"/>
-                          <a:ext cx="311150" cy="254000"/>
-                        </a:xfrm>
-                        <a:prstGeom prst="triangle">
-                          <a:avLst/>
-                        </a:prstGeom>
-                        <a:solidFill>
-                          <a:schemeClr val="bg1"/>
-                        </a:solidFill>
-                        <a:ln>
-                          <a:solidFill>
-                            <a:schemeClr val="tx1"/>
-                          </a:solidFill>
-                        </a:ln>
-                      </wps:spPr>
-                      <wps:style>
-                        <a:lnRef idx="2">
-                          <a:schemeClr val="accent1">
-                            <a:shade val="50000"/>
-                          </a:schemeClr>
-                        </a:lnRef>
-                        <a:fillRef idx="1">
-                          <a:schemeClr val="accent1"/>
-                        </a:fillRef>
-                        <a:effectRef idx="0">
-                          <a:schemeClr val="accent1"/>
-                        </a:effectRef>
-                        <a:fontRef idx="minor">
-                          <a:schemeClr val="lt1"/>
-                        </a:fontRef>
-                      </wps:style>
-                      <wps:bodyPr rot="0" spcFirstLastPara="0" vertOverflow="overflow" horzOverflow="overflow" vert="horz" wrap="square" lIns="91440" tIns="45720" rIns="91440" bIns="45720" numCol="1" spcCol="0" rtlCol="0" fromWordArt="0" anchor="ctr" anchorCtr="0" forceAA="0" compatLnSpc="1">
-                        <a:prstTxWarp prst="textNoShape">
-                          <a:avLst/>
-                        </a:prstTxWarp>
-                        <a:noAutofit/>
-                      </wps:bodyPr>
-                    </wps:wsp>
-                  </a:graphicData>
-                </a:graphic>
-              </wp:anchor>
-            </w:drawing>
-          </mc:Choice>
-          <mc:Fallback>
-            <w:pict>
-              <v:shape w14:anchorId="1F8D1841" id="Isosceles Triangle 91" o:spid="_x0000_s1026" type="#_x0000_t5" style="position:absolute;margin-left:36pt;margin-top:51.5pt;width:24.5pt;height:20pt;z-index:251725824;visibility:visible;mso-wrap-style:square;mso-wrap-distance-left:9pt;mso-wrap-distance-top:0;mso-wrap-distance-right:9pt;mso-wrap-distance-bottom:0;mso-position-horizontal:absolute;mso-position-horizontal-relative:text;mso-position-vertical:absolute;mso-position-vertical-relative:text;v-text-anchor:middle" o:gfxdata="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" fillcolor="white [3212]" strokecolor="black [3213]" strokeweight="1pt"/>
-            </w:pict>
-          </mc:Fallback>
-        </mc:AlternateContent>
-      </w:r>
-      <w:r>
-        <w:rPr>
-          <w:rFonts w:ascii="Times New Roman" w:hAnsi="Times New Roman" w:cs="Times New Roman"/>
-          <w:noProof/>
-          <w:sz w:val="40"/>
-          <w:szCs w:val="40"/>
-          <w:lang w:bidi="ne-NP"/>
-        </w:rPr>
-        <mc:AlternateContent>
-          <mc:Choice Requires="wps">
-            <w:drawing>
-              <wp:anchor distT="0" distB="0" distL="114300" distR="114300" simplePos="0" relativeHeight="251724800" behindDoc="0" locked="0" layoutInCell="1" allowOverlap="1" wp14:anchorId="48CD08CA" wp14:editId="7CD70FE9">
-                <wp:simplePos x="0" y="0"/>
-                <wp:positionH relativeFrom="column">
-                  <wp:posOffset>12700</wp:posOffset>
-                </wp:positionH>
-                <wp:positionV relativeFrom="paragraph">
-                  <wp:posOffset>654050</wp:posOffset>
-                </wp:positionV>
-                <wp:extent cx="311150" cy="254000"/>
-                <wp:effectExtent l="19050" t="19050" r="31750" b="12700"/>
-                <wp:wrapNone/>
-                <wp:docPr id="90" name="Isosceles Triangle 90"/>
-                <wp:cNvGraphicFramePr/>
-                <a:graphic xmlns:a="http://schemas.openxmlformats.org/drawingml/2006/main">
-                  <a:graphicData uri="http://schemas.microsoft.com/office/word/2010/wordprocessingShape">
-                    <wps:wsp>
-                      <wps:cNvSpPr/>
-                      <wps:spPr>
-                        <a:xfrm>
-                          <a:off x="0" y="0"/>
-                          <a:ext cx="311150" cy="254000"/>
-                        </a:xfrm>
-                        <a:prstGeom prst="triangle">
-                          <a:avLst/>
-                        </a:prstGeom>
-                        <a:solidFill>
-                          <a:schemeClr val="bg1"/>
-                        </a:solidFill>
-                        <a:ln>
-                          <a:solidFill>
-                            <a:schemeClr val="tx1"/>
-                          </a:solidFill>
-                        </a:ln>
-                      </wps:spPr>
-                      <wps:style>
-                        <a:lnRef idx="2">
-                          <a:schemeClr val="accent1">
-                            <a:shade val="50000"/>
-                          </a:schemeClr>
-                        </a:lnRef>
-                        <a:fillRef idx="1">
-                          <a:schemeClr val="accent1"/>
-                        </a:fillRef>
-                        <a:effectRef idx="0">
-                          <a:schemeClr val="accent1"/>
-                        </a:effectRef>
-                        <a:fontRef idx="minor">
-                          <a:schemeClr val="lt1"/>
-                        </a:fontRef>
-                      </wps:style>
-                      <wps:bodyPr rot="0" spcFirstLastPara="0" vertOverflow="overflow" horzOverflow="overflow" vert="horz" wrap="square" lIns="91440" tIns="45720" rIns="91440" bIns="45720" numCol="1" spcCol="0" rtlCol="0" fromWordArt="0" anchor="ctr" anchorCtr="0" forceAA="0" compatLnSpc="1">
-                        <a:prstTxWarp prst="textNoShape">
-                          <a:avLst/>
-                        </a:prstTxWarp>
-                        <a:noAutofit/>
-                      </wps:bodyPr>
-                    </wps:wsp>
-                  </a:graphicData>
-                </a:graphic>
-              </wp:anchor>
-            </w:drawing>
-          </mc:Choice>
-          <mc:Fallback>
-            <w:pict>
-              <v:shape w14:anchorId="73BB0789" id="Isosceles Triangle 90" o:spid="_x0000_s1026" type="#_x0000_t5" style="position:absolute;margin-left:1pt;margin-top:51.5pt;width:24.5pt;height:20pt;z-index:251724800;visibility:visible;mso-wrap-style:square;mso-wrap-distance-left:9pt;mso-wrap-distance-top:0;mso-wrap-distance-right:9pt;mso-wrap-distance-bottom:0;mso-position-horizontal:absolute;mso-position-horizontal-relative:text;mso-position-vertical:absolute;mso-position-vertical-relative:text;v-text-anchor:middle" o:gfxdata="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" fillcolor="white [3212]" strokecolor="black [3213]" strokeweight="1pt"/>
-            </w:pict>
-          </mc:Fallback>
-        </mc:AlternateContent>
-      </w:r>
-      <w:r>
-        <w:rPr>
-          <w:rFonts w:ascii="Times New Roman" w:hAnsi="Times New Roman" w:cs="Times New Roman"/>
-          <w:noProof/>
-          <w:sz w:val="40"/>
-          <w:szCs w:val="40"/>
-          <w:lang w:bidi="ne-NP"/>
-        </w:rPr>
-        <mc:AlternateContent>
-          <mc:Choice Requires="wps">
-            <w:drawing>
-              <wp:anchor distT="0" distB="0" distL="114300" distR="114300" simplePos="0" relativeHeight="251721728" behindDoc="0" locked="0" layoutInCell="1" allowOverlap="1" wp14:anchorId="618A5860" wp14:editId="136D4919">
+              <wp:anchor distT="0" distB="0" distL="114300" distR="114300" simplePos="0" relativeHeight="251721728" behindDoc="0" locked="0" layoutInCell="1" allowOverlap="1" wp14:anchorId="618A5860" wp14:editId="1007D0E2">
                 <wp:simplePos x="0" y="0"/>
                 <wp:positionH relativeFrom="column">
                   <wp:posOffset>12700</wp:posOffset>
@@ -8920,7 +8642,7 @@
           </mc:Choice>
           <mc:Fallback>
             <w:pict>
-              <v:oval w14:anchorId="15E1D1CB" id="Oval 87" o:spid="_x0000_s1026" style="position:absolute;margin-left:1pt;margin-top:.5pt;width:29pt;height:27.5pt;z-index:251721728;visibility:visible;mso-wrap-style:square;mso-wrap-distance-left:9pt;mso-wrap-distance-top:0;mso-wrap-distance-right:9pt;mso-wrap-distance-bottom:0;mso-position-horizontal:absolute;mso-position-horizontal-relative:text;mso-position-vertical:absolute;mso-position-vertical-relative:text;v-text-anchor:middle" o:gfxdata="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" fillcolor="white [3212]" strokecolor="black [3213]" strokeweight="1pt">
+              <v:oval w14:anchorId="1E48D96F" id="Oval 87" o:spid="_x0000_s1026" style="position:absolute;margin-left:1pt;margin-top:.5pt;width:29pt;height:27.5pt;z-index:251721728;visibility:visible;mso-wrap-style:square;mso-wrap-distance-left:9pt;mso-wrap-distance-top:0;mso-wrap-distance-right:9pt;mso-wrap-distance-bottom:0;mso-position-horizontal:absolute;mso-position-horizontal-relative:text;mso-position-vertical:absolute;mso-position-vertical-relative:text;v-text-anchor:middle" o:gfxdata="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" fillcolor="white [3212]" strokecolor="black [3213]" strokeweight="1pt">
                 <v:stroke joinstyle="miter"/>
               </v:oval>
             </w:pict>
@@ -8938,7 +8660,7 @@
         <mc:AlternateContent>
           <mc:Choice Requires="wps">
             <w:drawing>
-              <wp:anchor distT="0" distB="0" distL="114300" distR="114300" simplePos="0" relativeHeight="251722752" behindDoc="0" locked="0" layoutInCell="1" allowOverlap="1" wp14:anchorId="6299FEF9" wp14:editId="48D78DD1">
+              <wp:anchor distT="0" distB="0" distL="114300" distR="114300" simplePos="0" relativeHeight="251722752" behindDoc="0" locked="0" layoutInCell="1" allowOverlap="1" wp14:anchorId="6299FEF9" wp14:editId="16E51A63">
                 <wp:simplePos x="0" y="0"/>
                 <wp:positionH relativeFrom="column">
                   <wp:posOffset>457200</wp:posOffset>
@@ -9002,7 +8724,7 @@
           </mc:Choice>
           <mc:Fallback>
             <w:pict>
-              <v:oval w14:anchorId="262F1CA7" id="Oval 88" o:spid="_x0000_s1026" style="position:absolute;margin-left:36pt;margin-top:.5pt;width:29pt;height:27.5pt;z-index:251722752;visibility:visible;mso-wrap-style:square;mso-wrap-distance-left:9pt;mso-wrap-distance-top:0;mso-wrap-distance-right:9pt;mso-wrap-distance-bottom:0;mso-position-horizontal:absolute;mso-position-horizontal-relative:text;mso-position-vertical:absolute;mso-position-vertical-relative:text;v-text-anchor:middle" o:gfxdata="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" fillcolor="white [3212]" strokecolor="black [3213]" strokeweight="1pt">
+              <v:oval w14:anchorId="51E810F4" id="Oval 88" o:spid="_x0000_s1026" style="position:absolute;margin-left:36pt;margin-top:.5pt;width:29pt;height:27.5pt;z-index:251722752;visibility:visible;mso-wrap-style:square;mso-wrap-distance-left:9pt;mso-wrap-distance-top:0;mso-wrap-distance-right:9pt;mso-wrap-distance-bottom:0;mso-position-horizontal:absolute;mso-position-horizontal-relative:text;mso-position-vertical:absolute;mso-position-vertical-relative:text;v-text-anchor:middle" o:gfxdata="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" fillcolor="white [3212]" strokecolor="black [3213]" strokeweight="1pt">
                 <v:stroke joinstyle="miter"/>
               </v:oval>
             </w:pict>
@@ -9020,7 +8742,7 @@
         <mc:AlternateContent>
           <mc:Choice Requires="wps">
             <w:drawing>
-              <wp:anchor distT="0" distB="0" distL="114300" distR="114300" simplePos="0" relativeHeight="251723776" behindDoc="0" locked="0" layoutInCell="1" allowOverlap="1" wp14:anchorId="10687254" wp14:editId="11F6CD78">
+              <wp:anchor distT="0" distB="0" distL="114300" distR="114300" simplePos="0" relativeHeight="251723776" behindDoc="0" locked="0" layoutInCell="1" allowOverlap="1" wp14:anchorId="10687254" wp14:editId="6E3208DA">
                 <wp:simplePos x="0" y="0"/>
                 <wp:positionH relativeFrom="column">
                   <wp:posOffset>876300</wp:posOffset>
@@ -9084,7 +8806,7 @@
           </mc:Choice>
           <mc:Fallback>
             <w:pict>
-              <v:oval w14:anchorId="7511A07A" id="Oval 89" o:spid="_x0000_s1026" style="position:absolute;margin-left:69pt;margin-top:.5pt;width:29pt;height:27.5pt;z-index:251723776;visibility:visible;mso-wrap-style:square;mso-wrap-distance-left:9pt;mso-wrap-distance-top:0;mso-wrap-distance-right:9pt;mso-wrap-distance-bottom:0;mso-position-horizontal:absolute;mso-position-horizontal-relative:text;mso-position-vertical:absolute;mso-position-vertical-relative:text;v-text-anchor:middle" o:gfxdata="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" fillcolor="white [3212]" strokecolor="black [3213]" strokeweight="1pt">
+              <v:oval w14:anchorId="2E439026" id="Oval 89" o:spid="_x0000_s1026" style="position:absolute;margin-left:69pt;margin-top:.5pt;width:29pt;height:27.5pt;z-index:251723776;visibility:visible;mso-wrap-style:square;mso-wrap-distance-left:9pt;mso-wrap-distance-top:0;mso-wrap-distance-right:9pt;mso-wrap-distance-bottom:0;mso-position-horizontal:absolute;mso-position-horizontal-relative:text;mso-position-vertical:absolute;mso-position-vertical-relative:text;v-text-anchor:middle" o:gfxdata="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" fillcolor="white [3212]" strokecolor="black [3213]" strokeweight="1pt">
                 <v:stroke joinstyle="miter"/>
               </v:oval>
             </w:pict>
@@ -9211,6 +8933,359 @@
           <w:lang w:bidi="ne-NP"/>
         </w:rPr>
         <w:tab/>
+      </w:r>
+    </w:p>
+    <w:p>
+      <w:pPr>
+        <w:spacing w:after="0" w:line="600" w:lineRule="auto"/>
+        <w:ind w:left="2880" w:firstLine="720"/>
+        <w:jc w:val="both"/>
+        <w:rPr>
+          <w:rFonts w:ascii="Times New Roman" w:hAnsi="Times New Roman" w:cs="Times New Roman"/>
+          <w:sz w:val="40"/>
+          <w:szCs w:val="40"/>
+          <w:lang w:bidi="ne-NP"/>
+        </w:rPr>
+      </w:pPr>
+      <w:r>
+        <w:rPr>
+          <w:rFonts w:ascii="Times New Roman" w:hAnsi="Times New Roman" w:cs="Times New Roman"/>
+          <w:noProof/>
+          <w:sz w:val="40"/>
+          <w:szCs w:val="40"/>
+          <w:lang w:bidi="ne-NP"/>
+        </w:rPr>
+        <mc:AlternateContent>
+          <mc:Choice Requires="wps">
+            <w:drawing>
+              <wp:anchor distT="0" distB="0" distL="114300" distR="114300" simplePos="0" relativeHeight="251727872" behindDoc="0" locked="0" layoutInCell="1" allowOverlap="1" wp14:anchorId="41B95374" wp14:editId="4024B0CB">
+                <wp:simplePos x="0" y="0"/>
+                <wp:positionH relativeFrom="column">
+                  <wp:posOffset>1372870</wp:posOffset>
+                </wp:positionH>
+                <wp:positionV relativeFrom="paragraph">
+                  <wp:posOffset>28575</wp:posOffset>
+                </wp:positionV>
+                <wp:extent cx="311150" cy="254000"/>
+                <wp:effectExtent l="19050" t="19050" r="31750" b="12700"/>
+                <wp:wrapNone/>
+                <wp:docPr id="93" name="Isosceles Triangle 93"/>
+                <wp:cNvGraphicFramePr/>
+                <a:graphic xmlns:a="http://schemas.openxmlformats.org/drawingml/2006/main">
+                  <a:graphicData uri="http://schemas.microsoft.com/office/word/2010/wordprocessingShape">
+                    <wps:wsp>
+                      <wps:cNvSpPr/>
+                      <wps:spPr>
+                        <a:xfrm>
+                          <a:off x="0" y="0"/>
+                          <a:ext cx="311150" cy="254000"/>
+                        </a:xfrm>
+                        <a:prstGeom prst="triangle">
+                          <a:avLst/>
+                        </a:prstGeom>
+                        <a:solidFill>
+                          <a:schemeClr val="bg1"/>
+                        </a:solidFill>
+                        <a:ln>
+                          <a:solidFill>
+                            <a:schemeClr val="tx1"/>
+                          </a:solidFill>
+                        </a:ln>
+                      </wps:spPr>
+                      <wps:style>
+                        <a:lnRef idx="2">
+                          <a:schemeClr val="accent1">
+                            <a:shade val="50000"/>
+                          </a:schemeClr>
+                        </a:lnRef>
+                        <a:fillRef idx="1">
+                          <a:schemeClr val="accent1"/>
+                        </a:fillRef>
+                        <a:effectRef idx="0">
+                          <a:schemeClr val="accent1"/>
+                        </a:effectRef>
+                        <a:fontRef idx="minor">
+                          <a:schemeClr val="lt1"/>
+                        </a:fontRef>
+                      </wps:style>
+                      <wps:bodyPr rot="0" spcFirstLastPara="0" vertOverflow="overflow" horzOverflow="overflow" vert="horz" wrap="square" lIns="91440" tIns="45720" rIns="91440" bIns="45720" numCol="1" spcCol="0" rtlCol="0" fromWordArt="0" anchor="ctr" anchorCtr="0" forceAA="0" compatLnSpc="1">
+                        <a:prstTxWarp prst="textNoShape">
+                          <a:avLst/>
+                        </a:prstTxWarp>
+                        <a:noAutofit/>
+                      </wps:bodyPr>
+                    </wps:wsp>
+                  </a:graphicData>
+                </a:graphic>
+              </wp:anchor>
+            </w:drawing>
+          </mc:Choice>
+          <mc:Fallback>
+            <w:pict>
+              <v:shapetype w14:anchorId="65A44CDA" id="_x0000_t5" coordsize="21600,21600" o:spt="5" adj="10800" path="m@0,l,21600r21600,xe">
+                <v:stroke joinstyle="miter"/>
+                <v:formulas>
+                  <v:f eqn="val #0"/>
+                  <v:f eqn="prod #0 1 2"/>
+                  <v:f eqn="sum @1 10800 0"/>
+                </v:formulas>
+                <v:path gradientshapeok="t" o:connecttype="custom" o:connectlocs="@0,0;@1,10800;0,21600;10800,21600;21600,21600;@2,10800" textboxrect="0,10800,10800,18000;5400,10800,16200,18000;10800,10800,21600,18000;0,7200,7200,21600;7200,7200,14400,21600;14400,7200,21600,21600"/>
+                <v:handles>
+                  <v:h position="#0,topLeft" xrange="0,21600"/>
+                </v:handles>
+              </v:shapetype>
+              <v:shape id="Isosceles Triangle 93" o:spid="_x0000_s1026" type="#_x0000_t5" style="position:absolute;margin-left:108.1pt;margin-top:2.25pt;width:24.5pt;height:20pt;z-index:251727872;visibility:visible;mso-wrap-style:square;mso-wrap-distance-left:9pt;mso-wrap-distance-top:0;mso-wrap-distance-right:9pt;mso-wrap-distance-bottom:0;mso-position-horizontal:absolute;mso-position-horizontal-relative:text;mso-position-vertical:absolute;mso-position-vertical-relative:text;v-text-anchor:middle" o:gfxdata="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" fillcolor="white [3212]" strokecolor="black [3213]" strokeweight="1pt"/>
+            </w:pict>
+          </mc:Fallback>
+        </mc:AlternateContent>
+      </w:r>
+      <w:r>
+        <w:rPr>
+          <w:rFonts w:ascii="Times New Roman" w:hAnsi="Times New Roman" w:cs="Times New Roman"/>
+          <w:noProof/>
+          <w:sz w:val="40"/>
+          <w:szCs w:val="40"/>
+          <w:lang w:bidi="ne-NP"/>
+        </w:rPr>
+        <mc:AlternateContent>
+          <mc:Choice Requires="wps">
+            <w:drawing>
+              <wp:anchor distT="0" distB="0" distL="114300" distR="114300" simplePos="0" relativeHeight="251726848" behindDoc="0" locked="0" layoutInCell="1" allowOverlap="1" wp14:anchorId="4A5A58A2" wp14:editId="62E32C3B">
+                <wp:simplePos x="0" y="0"/>
+                <wp:positionH relativeFrom="column">
+                  <wp:posOffset>934720</wp:posOffset>
+                </wp:positionH>
+                <wp:positionV relativeFrom="paragraph">
+                  <wp:posOffset>28575</wp:posOffset>
+                </wp:positionV>
+                <wp:extent cx="311150" cy="254000"/>
+                <wp:effectExtent l="19050" t="19050" r="31750" b="12700"/>
+                <wp:wrapNone/>
+                <wp:docPr id="92" name="Isosceles Triangle 92"/>
+                <wp:cNvGraphicFramePr/>
+                <a:graphic xmlns:a="http://schemas.openxmlformats.org/drawingml/2006/main">
+                  <a:graphicData uri="http://schemas.microsoft.com/office/word/2010/wordprocessingShape">
+                    <wps:wsp>
+                      <wps:cNvSpPr/>
+                      <wps:spPr>
+                        <a:xfrm>
+                          <a:off x="0" y="0"/>
+                          <a:ext cx="311150" cy="254000"/>
+                        </a:xfrm>
+                        <a:prstGeom prst="triangle">
+                          <a:avLst/>
+                        </a:prstGeom>
+                        <a:solidFill>
+                          <a:schemeClr val="bg1"/>
+                        </a:solidFill>
+                        <a:ln>
+                          <a:solidFill>
+                            <a:schemeClr val="tx1"/>
+                          </a:solidFill>
+                        </a:ln>
+                      </wps:spPr>
+                      <wps:style>
+                        <a:lnRef idx="2">
+                          <a:schemeClr val="accent1">
+                            <a:shade val="50000"/>
+                          </a:schemeClr>
+                        </a:lnRef>
+                        <a:fillRef idx="1">
+                          <a:schemeClr val="accent1"/>
+                        </a:fillRef>
+                        <a:effectRef idx="0">
+                          <a:schemeClr val="accent1"/>
+                        </a:effectRef>
+                        <a:fontRef idx="minor">
+                          <a:schemeClr val="lt1"/>
+                        </a:fontRef>
+                      </wps:style>
+                      <wps:bodyPr rot="0" spcFirstLastPara="0" vertOverflow="overflow" horzOverflow="overflow" vert="horz" wrap="square" lIns="91440" tIns="45720" rIns="91440" bIns="45720" numCol="1" spcCol="0" rtlCol="0" fromWordArt="0" anchor="ctr" anchorCtr="0" forceAA="0" compatLnSpc="1">
+                        <a:prstTxWarp prst="textNoShape">
+                          <a:avLst/>
+                        </a:prstTxWarp>
+                        <a:noAutofit/>
+                      </wps:bodyPr>
+                    </wps:wsp>
+                  </a:graphicData>
+                </a:graphic>
+              </wp:anchor>
+            </w:drawing>
+          </mc:Choice>
+          <mc:Fallback>
+            <w:pict>
+              <v:shape w14:anchorId="41069F6C" id="Isosceles Triangle 92" o:spid="_x0000_s1026" type="#_x0000_t5" style="position:absolute;margin-left:73.6pt;margin-top:2.25pt;width:24.5pt;height:20pt;z-index:251726848;visibility:visible;mso-wrap-style:square;mso-wrap-distance-left:9pt;mso-wrap-distance-top:0;mso-wrap-distance-right:9pt;mso-wrap-distance-bottom:0;mso-position-horizontal:absolute;mso-position-horizontal-relative:text;mso-position-vertical:absolute;mso-position-vertical-relative:text;v-text-anchor:middle" o:gfxdata="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" fillcolor="white [3212]" strokecolor="black [3213]" strokeweight="1pt"/>
+            </w:pict>
+          </mc:Fallback>
+        </mc:AlternateContent>
+      </w:r>
+      <w:r>
+        <w:rPr>
+          <w:rFonts w:ascii="Times New Roman" w:hAnsi="Times New Roman" w:cs="Times New Roman"/>
+          <w:noProof/>
+          <w:sz w:val="40"/>
+          <w:szCs w:val="40"/>
+          <w:lang w:bidi="ne-NP"/>
+        </w:rPr>
+        <mc:AlternateContent>
+          <mc:Choice Requires="wps">
+            <w:drawing>
+              <wp:anchor distT="0" distB="0" distL="114300" distR="114300" simplePos="0" relativeHeight="251725824" behindDoc="0" locked="0" layoutInCell="1" allowOverlap="1" wp14:anchorId="36D509C4" wp14:editId="08AFFF56">
+                <wp:simplePos x="0" y="0"/>
+                <wp:positionH relativeFrom="column">
+                  <wp:posOffset>515620</wp:posOffset>
+                </wp:positionH>
+                <wp:positionV relativeFrom="paragraph">
+                  <wp:posOffset>28575</wp:posOffset>
+                </wp:positionV>
+                <wp:extent cx="311150" cy="254000"/>
+                <wp:effectExtent l="19050" t="19050" r="31750" b="12700"/>
+                <wp:wrapNone/>
+                <wp:docPr id="91" name="Isosceles Triangle 91"/>
+                <wp:cNvGraphicFramePr/>
+                <a:graphic xmlns:a="http://schemas.openxmlformats.org/drawingml/2006/main">
+                  <a:graphicData uri="http://schemas.microsoft.com/office/word/2010/wordprocessingShape">
+                    <wps:wsp>
+                      <wps:cNvSpPr/>
+                      <wps:spPr>
+                        <a:xfrm>
+                          <a:off x="0" y="0"/>
+                          <a:ext cx="311150" cy="254000"/>
+                        </a:xfrm>
+                        <a:prstGeom prst="triangle">
+                          <a:avLst/>
+                        </a:prstGeom>
+                        <a:solidFill>
+                          <a:schemeClr val="bg1"/>
+                        </a:solidFill>
+                        <a:ln>
+                          <a:solidFill>
+                            <a:schemeClr val="tx1"/>
+                          </a:solidFill>
+                        </a:ln>
+                      </wps:spPr>
+                      <wps:style>
+                        <a:lnRef idx="2">
+                          <a:schemeClr val="accent1">
+                            <a:shade val="50000"/>
+                          </a:schemeClr>
+                        </a:lnRef>
+                        <a:fillRef idx="1">
+                          <a:schemeClr val="accent1"/>
+                        </a:fillRef>
+                        <a:effectRef idx="0">
+                          <a:schemeClr val="accent1"/>
+                        </a:effectRef>
+                        <a:fontRef idx="minor">
+                          <a:schemeClr val="lt1"/>
+                        </a:fontRef>
+                      </wps:style>
+                      <wps:bodyPr rot="0" spcFirstLastPara="0" vertOverflow="overflow" horzOverflow="overflow" vert="horz" wrap="square" lIns="91440" tIns="45720" rIns="91440" bIns="45720" numCol="1" spcCol="0" rtlCol="0" fromWordArt="0" anchor="ctr" anchorCtr="0" forceAA="0" compatLnSpc="1">
+                        <a:prstTxWarp prst="textNoShape">
+                          <a:avLst/>
+                        </a:prstTxWarp>
+                        <a:noAutofit/>
+                      </wps:bodyPr>
+                    </wps:wsp>
+                  </a:graphicData>
+                </a:graphic>
+              </wp:anchor>
+            </w:drawing>
+          </mc:Choice>
+          <mc:Fallback>
+            <w:pict>
+              <v:shape w14:anchorId="34D2C180" id="Isosceles Triangle 91" o:spid="_x0000_s1026" type="#_x0000_t5" style="position:absolute;margin-left:40.6pt;margin-top:2.25pt;width:24.5pt;height:20pt;z-index:251725824;visibility:visible;mso-wrap-style:square;mso-wrap-distance-left:9pt;mso-wrap-distance-top:0;mso-wrap-distance-right:9pt;mso-wrap-distance-bottom:0;mso-position-horizontal:absolute;mso-position-horizontal-relative:text;mso-position-vertical:absolute;mso-position-vertical-relative:text;v-text-anchor:middle" o:gfxdata="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" fillcolor="white [3212]" strokecolor="black [3213]" strokeweight="1pt"/>
+            </w:pict>
+          </mc:Fallback>
+        </mc:AlternateContent>
+      </w:r>
+      <w:r>
+        <w:rPr>
+          <w:rFonts w:ascii="Times New Roman" w:hAnsi="Times New Roman" w:cs="Times New Roman"/>
+          <w:noProof/>
+          <w:sz w:val="40"/>
+          <w:szCs w:val="40"/>
+          <w:lang w:bidi="ne-NP"/>
+        </w:rPr>
+        <mc:AlternateContent>
+          <mc:Choice Requires="wps">
+            <w:drawing>
+              <wp:anchor distT="0" distB="0" distL="114300" distR="114300" simplePos="0" relativeHeight="251724800" behindDoc="0" locked="0" layoutInCell="1" allowOverlap="1" wp14:anchorId="48CD08CA" wp14:editId="519CD54E">
+                <wp:simplePos x="0" y="0"/>
+                <wp:positionH relativeFrom="column">
+                  <wp:posOffset>71175</wp:posOffset>
+                </wp:positionH>
+                <wp:positionV relativeFrom="paragraph">
+                  <wp:posOffset>28796</wp:posOffset>
+                </wp:positionV>
+                <wp:extent cx="311150" cy="254000"/>
+                <wp:effectExtent l="19050" t="19050" r="31750" b="12700"/>
+                <wp:wrapNone/>
+                <wp:docPr id="90" name="Isosceles Triangle 90"/>
+                <wp:cNvGraphicFramePr/>
+                <a:graphic xmlns:a="http://schemas.openxmlformats.org/drawingml/2006/main">
+                  <a:graphicData uri="http://schemas.microsoft.com/office/word/2010/wordprocessingShape">
+                    <wps:wsp>
+                      <wps:cNvSpPr/>
+                      <wps:spPr>
+                        <a:xfrm>
+                          <a:off x="0" y="0"/>
+                          <a:ext cx="311150" cy="254000"/>
+                        </a:xfrm>
+                        <a:prstGeom prst="triangle">
+                          <a:avLst/>
+                        </a:prstGeom>
+                        <a:solidFill>
+                          <a:schemeClr val="bg1"/>
+                        </a:solidFill>
+                        <a:ln>
+                          <a:solidFill>
+                            <a:schemeClr val="tx1"/>
+                          </a:solidFill>
+                        </a:ln>
+                      </wps:spPr>
+                      <wps:style>
+                        <a:lnRef idx="2">
+                          <a:schemeClr val="accent1">
+                            <a:shade val="50000"/>
+                          </a:schemeClr>
+                        </a:lnRef>
+                        <a:fillRef idx="1">
+                          <a:schemeClr val="accent1"/>
+                        </a:fillRef>
+                        <a:effectRef idx="0">
+                          <a:schemeClr val="accent1"/>
+                        </a:effectRef>
+                        <a:fontRef idx="minor">
+                          <a:schemeClr val="lt1"/>
+                        </a:fontRef>
+                      </wps:style>
+                      <wps:bodyPr rot="0" spcFirstLastPara="0" vertOverflow="overflow" horzOverflow="overflow" vert="horz" wrap="square" lIns="91440" tIns="45720" rIns="91440" bIns="45720" numCol="1" spcCol="0" rtlCol="0" fromWordArt="0" anchor="ctr" anchorCtr="0" forceAA="0" compatLnSpc="1">
+                        <a:prstTxWarp prst="textNoShape">
+                          <a:avLst/>
+                        </a:prstTxWarp>
+                        <a:noAutofit/>
+                      </wps:bodyPr>
+                    </wps:wsp>
+                  </a:graphicData>
+                </a:graphic>
+              </wp:anchor>
+            </w:drawing>
+          </mc:Choice>
+          <mc:Fallback>
+            <w:pict>
+              <v:shape w14:anchorId="666050BF" id="Isosceles Triangle 90" o:spid="_x0000_s1026" type="#_x0000_t5" style="position:absolute;margin-left:5.6pt;margin-top:2.25pt;width:24.5pt;height:20pt;z-index:251724800;visibility:visible;mso-wrap-style:square;mso-wrap-distance-left:9pt;mso-wrap-distance-top:0;mso-wrap-distance-right:9pt;mso-wrap-distance-bottom:0;mso-position-horizontal:absolute;mso-position-horizontal-relative:text;mso-position-vertical:absolute;mso-position-vertical-relative:text;v-text-anchor:middle" o:gfxdata="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" fillcolor="white [3212]" strokecolor="black [3213]" strokeweight="1pt"/>
+            </w:pict>
+          </mc:Fallback>
+        </mc:AlternateContent>
+      </w:r>
+      <w:r>
+        <w:rPr>
+          <w:rFonts w:ascii="Times New Roman" w:hAnsi="Times New Roman" w:cs="Times New Roman"/>
+          <w:sz w:val="40"/>
+          <w:szCs w:val="40"/>
+          <w:lang w:bidi="ne-NP"/>
+        </w:rPr>
         <w:t>:</w:t>
       </w:r>
       <w:r>
@@ -9233,6 +9308,18 @@
         </w:rPr>
         <w:tab/>
       </w:r>
+    </w:p>
+    <w:p>
+      <w:pPr>
+        <w:spacing w:after="0" w:line="600" w:lineRule="auto"/>
+        <w:jc w:val="both"/>
+        <w:rPr>
+          <w:rFonts w:ascii="Times New Roman" w:hAnsi="Times New Roman" w:cs="Times New Roman"/>
+          <w:sz w:val="40"/>
+          <w:szCs w:val="40"/>
+          <w:lang w:bidi="ne-NP"/>
+        </w:rPr>
+      </w:pPr>
     </w:p>
     <w:p>
       <w:pPr>
@@ -9901,6 +9988,18 @@
     </w:p>
     <w:p>
       <w:pPr>
+        <w:spacing w:after="0" w:line="240" w:lineRule="auto"/>
+        <w:jc w:val="both"/>
+        <w:rPr>
+          <w:rFonts w:ascii="Times New Roman" w:hAnsi="Times New Roman" w:cs="Times New Roman"/>
+          <w:sz w:val="40"/>
+          <w:szCs w:val="40"/>
+          <w:lang w:bidi="ne-NP"/>
+        </w:rPr>
+      </w:pPr>
+    </w:p>
+    <w:p>
+      <w:pPr>
         <w:spacing w:after="0" w:line="600" w:lineRule="auto"/>
         <w:jc w:val="both"/>
         <w:rPr>
@@ -10347,11 +10446,90 @@
         <w:jc w:val="both"/>
         <w:rPr>
           <w:rFonts w:ascii="Times New Roman" w:hAnsi="Times New Roman" w:cs="Times New Roman"/>
+          <w:b/>
+          <w:bCs/>
           <w:sz w:val="40"/>
           <w:szCs w:val="40"/>
           <w:lang w:bidi="ne-NP"/>
         </w:rPr>
       </w:pPr>
+      <w:r>
+        <w:rPr>
+          <w:rFonts w:ascii="Times New Roman" w:hAnsi="Times New Roman" w:cs="Times New Roman"/>
+          <w:b/>
+          <w:bCs/>
+          <w:sz w:val="40"/>
+          <w:szCs w:val="40"/>
+          <w:lang w:bidi="ne-NP"/>
+        </w:rPr>
+        <w:t>7. Write the missing numbers.</w:t>
+      </w:r>
+      <w:r>
+        <w:rPr>
+          <w:rFonts w:ascii="Times New Roman" w:hAnsi="Times New Roman" w:cs="Times New Roman"/>
+          <w:b/>
+          <w:bCs/>
+          <w:sz w:val="40"/>
+          <w:szCs w:val="40"/>
+          <w:lang w:bidi="ne-NP"/>
+        </w:rPr>
+        <w:tab/>
+      </w:r>
+      <w:r>
+        <w:rPr>
+          <w:rFonts w:ascii="Times New Roman" w:hAnsi="Times New Roman" w:cs="Times New Roman"/>
+          <w:b/>
+          <w:bCs/>
+          <w:sz w:val="40"/>
+          <w:szCs w:val="40"/>
+          <w:lang w:bidi="ne-NP"/>
+        </w:rPr>
+        <w:tab/>
+      </w:r>
+      <w:r>
+        <w:rPr>
+          <w:rFonts w:ascii="Times New Roman" w:hAnsi="Times New Roman" w:cs="Times New Roman"/>
+          <w:b/>
+          <w:bCs/>
+          <w:sz w:val="40"/>
+          <w:szCs w:val="40"/>
+          <w:lang w:bidi="ne-NP"/>
+        </w:rPr>
+        <w:tab/>
+      </w:r>
+      <w:r>
+        <w:rPr>
+          <w:rFonts w:ascii="Times New Roman" w:hAnsi="Times New Roman" w:cs="Times New Roman"/>
+          <w:b/>
+          <w:bCs/>
+          <w:sz w:val="40"/>
+          <w:szCs w:val="40"/>
+          <w:lang w:bidi="ne-NP"/>
+        </w:rPr>
+        <w:tab/>
+      </w:r>
+      <w:r>
+        <w:rPr>
+          <w:rFonts w:ascii="Times New Roman" w:hAnsi="Times New Roman" w:cs="Times New Roman"/>
+          <w:b/>
+          <w:bCs/>
+          <w:sz w:val="40"/>
+          <w:szCs w:val="40"/>
+          <w:lang w:bidi="ne-NP"/>
+        </w:rPr>
+        <w:tab/>
+      </w:r>
+      <w:r>
+        <w:rPr>
+          <w:rFonts w:ascii="Times New Roman" w:hAnsi="Times New Roman" w:cs="Times New Roman"/>
+          <w:b/>
+          <w:bCs/>
+          <w:sz w:val="40"/>
+          <w:szCs w:val="40"/>
+          <w:lang w:bidi="ne-NP"/>
+        </w:rPr>
+        <w:tab/>
+      </w:r>
     </w:p>
     <w:p>
       <w:pPr>
@@ -10359,101 +10537,249 @@
         <w:jc w:val="both"/>
         <w:rPr>
           <w:rFonts w:ascii="Times New Roman" w:hAnsi="Times New Roman" w:cs="Times New Roman"/>
+          <w:sz w:val="40"/>
+          <w:szCs w:val="40"/>
+          <w:lang w:bidi="ne-NP"/>
+        </w:rPr>
+      </w:pPr>
+      <w:r>
+        <w:rPr>
+          <w:rFonts w:ascii="Times New Roman" w:hAnsi="Times New Roman" w:cs="Times New Roman"/>
           <w:b/>
           <w:bCs/>
           <w:sz w:val="40"/>
           <w:szCs w:val="40"/>
           <w:lang w:bidi="ne-NP"/>
         </w:rPr>
-      </w:pPr>
-      <w:r>
-        <w:rPr>
-          <w:rFonts w:ascii="Times New Roman" w:hAnsi="Times New Roman" w:cs="Times New Roman"/>
-          <w:b/>
-          <w:bCs/>
-          <w:sz w:val="40"/>
-          <w:szCs w:val="40"/>
-          <w:lang w:bidi="ne-NP"/>
-        </w:rPr>
-        <w:t>7. Write the missing numbers.</w:t>
-      </w:r>
-      <w:r>
-        <w:rPr>
-          <w:rFonts w:ascii="Times New Roman" w:hAnsi="Times New Roman" w:cs="Times New Roman"/>
-          <w:b/>
-          <w:bCs/>
-          <w:sz w:val="40"/>
-          <w:szCs w:val="40"/>
-          <w:lang w:bidi="ne-NP"/>
-        </w:rPr>
-        <w:tab/>
-      </w:r>
-      <w:r>
-        <w:rPr>
-          <w:rFonts w:ascii="Times New Roman" w:hAnsi="Times New Roman" w:cs="Times New Roman"/>
-          <w:b/>
-          <w:bCs/>
-          <w:sz w:val="40"/>
-          <w:szCs w:val="40"/>
-          <w:lang w:bidi="ne-NP"/>
-        </w:rPr>
-        <w:tab/>
-      </w:r>
-      <w:r>
-        <w:rPr>
-          <w:rFonts w:ascii="Times New Roman" w:hAnsi="Times New Roman" w:cs="Times New Roman"/>
-          <w:b/>
-          <w:bCs/>
-          <w:sz w:val="40"/>
-          <w:szCs w:val="40"/>
-          <w:lang w:bidi="ne-NP"/>
-        </w:rPr>
-        <w:tab/>
-      </w:r>
-      <w:r>
-        <w:rPr>
-          <w:rFonts w:ascii="Times New Roman" w:hAnsi="Times New Roman" w:cs="Times New Roman"/>
-          <w:b/>
-          <w:bCs/>
-          <w:sz w:val="40"/>
-          <w:szCs w:val="40"/>
-          <w:lang w:bidi="ne-NP"/>
-        </w:rPr>
-        <w:tab/>
-      </w:r>
-      <w:r>
-        <w:rPr>
-          <w:rFonts w:ascii="Times New Roman" w:hAnsi="Times New Roman" w:cs="Times New Roman"/>
-          <w:b/>
-          <w:bCs/>
-          <w:sz w:val="40"/>
-          <w:szCs w:val="40"/>
-          <w:lang w:bidi="ne-NP"/>
-        </w:rPr>
-        <w:tab/>
-      </w:r>
-      <w:r>
-        <w:rPr>
-          <w:rFonts w:ascii="Times New Roman" w:hAnsi="Times New Roman" w:cs="Times New Roman"/>
-          <w:b/>
-          <w:bCs/>
-          <w:sz w:val="40"/>
-          <w:szCs w:val="40"/>
-          <w:lang w:bidi="ne-NP"/>
-        </w:rPr>
-        <w:tab/>
-      </w:r>
-      <w:r>
-        <w:rPr>
-          <w:rFonts w:ascii="Times New Roman" w:hAnsi="Times New Roman" w:cs="Times New Roman"/>
-          <w:b/>
-          <w:bCs/>
-          <w:sz w:val="40"/>
-          <w:szCs w:val="40"/>
-          <w:lang w:bidi="ne-NP"/>
-        </w:rPr>
-        <w:tab/>
         <w:t>7</w:t>
+      </w:r>
+      <w:r>
+        <w:rPr>
+          <w:rFonts w:ascii="Times New Roman" w:hAnsi="Times New Roman" w:cs="Times New Roman"/>
+          <w:sz w:val="40"/>
+          <w:szCs w:val="40"/>
+          <w:lang w:bidi="ne-NP"/>
+        </w:rPr>
+        <w:t>1</w:t>
+      </w:r>
+      <w:r>
+        <w:rPr>
+          <w:rFonts w:ascii="Times New Roman" w:hAnsi="Times New Roman" w:cs="Times New Roman"/>
+          <w:sz w:val="40"/>
+          <w:szCs w:val="40"/>
+          <w:lang w:bidi="ne-NP"/>
+        </w:rPr>
+        <w:tab/>
+      </w:r>
+      <w:r>
+        <w:rPr>
+          <w:rFonts w:ascii="Times New Roman" w:hAnsi="Times New Roman" w:cs="Times New Roman"/>
+          <w:sz w:val="40"/>
+          <w:szCs w:val="40"/>
+          <w:u w:val="single"/>
+          <w:lang w:bidi="ne-NP"/>
+        </w:rPr>
+        <w:tab/>
+      </w:r>
+      <w:r>
+        <w:rPr>
+          <w:rFonts w:ascii="Times New Roman" w:hAnsi="Times New Roman" w:cs="Times New Roman"/>
+          <w:sz w:val="40"/>
+          <w:szCs w:val="40"/>
+          <w:lang w:bidi="ne-NP"/>
+        </w:rPr>
+        <w:tab/>
+      </w:r>
+      <w:r>
+        <w:rPr>
+          <w:rFonts w:ascii="Times New Roman" w:hAnsi="Times New Roman" w:cs="Times New Roman"/>
+          <w:sz w:val="40"/>
+          <w:szCs w:val="40"/>
+          <w:u w:val="single"/>
+          <w:lang w:bidi="ne-NP"/>
+        </w:rPr>
+        <w:tab/>
+      </w:r>
+      <w:r>
+        <w:rPr>
+          <w:rFonts w:ascii="Times New Roman" w:hAnsi="Times New Roman" w:cs="Times New Roman"/>
+          <w:sz w:val="40"/>
+          <w:szCs w:val="40"/>
+          <w:lang w:bidi="ne-NP"/>
+        </w:rPr>
+        <w:tab/>
+        <w:t xml:space="preserve">4, </w:t>
+      </w:r>
+      <w:r>
+        <w:rPr>
+          <w:rFonts w:ascii="Times New Roman" w:hAnsi="Times New Roman" w:cs="Times New Roman"/>
+          <w:sz w:val="40"/>
+          <w:szCs w:val="40"/>
+          <w:lang w:bidi="ne-NP"/>
+        </w:rPr>
+        <w:tab/>
+        <w:t>5</w:t>
+      </w:r>
+      <w:r>
+        <w:rPr>
+          <w:rFonts w:ascii="Times New Roman" w:hAnsi="Times New Roman" w:cs="Times New Roman"/>
+          <w:sz w:val="40"/>
+          <w:szCs w:val="40"/>
+          <w:lang w:bidi="ne-NP"/>
+        </w:rPr>
+        <w:tab/>
+      </w:r>
+      <w:r>
+        <w:rPr>
+          <w:rFonts w:ascii="Times New Roman" w:hAnsi="Times New Roman" w:cs="Times New Roman"/>
+          <w:sz w:val="40"/>
+          <w:szCs w:val="40"/>
+          <w:u w:val="single"/>
+          <w:lang w:bidi="ne-NP"/>
+        </w:rPr>
+        <w:tab/>
+      </w:r>
+      <w:r>
+        <w:rPr>
+          <w:rFonts w:ascii="Times New Roman" w:hAnsi="Times New Roman" w:cs="Times New Roman"/>
+          <w:sz w:val="40"/>
+          <w:szCs w:val="40"/>
+          <w:lang w:bidi="ne-NP"/>
+        </w:rPr>
+        <w:t>7</w:t>
+      </w:r>
+      <w:r>
+        <w:rPr>
+          <w:rFonts w:ascii="Times New Roman" w:hAnsi="Times New Roman" w:cs="Times New Roman"/>
+          <w:sz w:val="40"/>
+          <w:szCs w:val="40"/>
+          <w:lang w:bidi="ne-NP"/>
+        </w:rPr>
+        <w:tab/>
+      </w:r>
+      <w:r>
+        <w:rPr>
+          <w:rFonts w:ascii="Times New Roman" w:hAnsi="Times New Roman" w:cs="Times New Roman"/>
+          <w:sz w:val="40"/>
+          <w:szCs w:val="40"/>
+          <w:u w:val="single"/>
+          <w:lang w:bidi="ne-NP"/>
+        </w:rPr>
+        <w:tab/>
+      </w:r>
+      <w:r>
+        <w:rPr>
+          <w:rFonts w:ascii="Times New Roman" w:hAnsi="Times New Roman" w:cs="Times New Roman"/>
+          <w:sz w:val="40"/>
+          <w:szCs w:val="40"/>
+          <w:lang w:bidi="ne-NP"/>
+        </w:rPr>
+        <w:tab/>
+        <w:t>9</w:t>
+      </w:r>
+      <w:r>
+        <w:rPr>
+          <w:rFonts w:ascii="Times New Roman" w:hAnsi="Times New Roman" w:cs="Times New Roman"/>
+          <w:sz w:val="40"/>
+          <w:szCs w:val="40"/>
+          <w:lang w:bidi="ne-NP"/>
+        </w:rPr>
+        <w:tab/>
+      </w:r>
+      <w:r>
+        <w:rPr>
+          <w:rFonts w:ascii="Times New Roman" w:hAnsi="Times New Roman" w:cs="Times New Roman"/>
+          <w:sz w:val="40"/>
+          <w:szCs w:val="40"/>
+          <w:u w:val="single"/>
+          <w:lang w:bidi="ne-NP"/>
+        </w:rPr>
+        <w:tab/>
+      </w:r>
+      <w:r>
+        <w:rPr>
+          <w:rFonts w:ascii="Times New Roman" w:hAnsi="Times New Roman" w:cs="Times New Roman"/>
+          <w:sz w:val="40"/>
+          <w:szCs w:val="40"/>
+          <w:lang w:bidi="ne-NP"/>
+        </w:rPr>
+        <w:tab/>
+      </w:r>
+      <w:r>
+        <w:rPr>
+          <w:rFonts w:ascii="Times New Roman" w:hAnsi="Times New Roman" w:cs="Times New Roman"/>
+          <w:sz w:val="40"/>
+          <w:szCs w:val="40"/>
+          <w:u w:val="single"/>
+          <w:lang w:bidi="ne-NP"/>
+        </w:rPr>
+        <w:tab/>
+      </w:r>
+      <w:r>
+        <w:rPr>
+          <w:rFonts w:ascii="Times New Roman" w:hAnsi="Times New Roman" w:cs="Times New Roman"/>
+          <w:sz w:val="40"/>
+          <w:szCs w:val="40"/>
+          <w:lang w:bidi="ne-NP"/>
+        </w:rPr>
+        <w:tab/>
+        <w:t>12</w:t>
+      </w:r>
+      <w:r>
+        <w:rPr>
+          <w:rFonts w:ascii="Times New Roman" w:hAnsi="Times New Roman" w:cs="Times New Roman"/>
+          <w:sz w:val="40"/>
+          <w:szCs w:val="40"/>
+          <w:lang w:bidi="ne-NP"/>
+        </w:rPr>
+        <w:tab/>
+      </w:r>
+      <w:r>
+        <w:rPr>
+          <w:rFonts w:ascii="Times New Roman" w:hAnsi="Times New Roman" w:cs="Times New Roman"/>
+          <w:sz w:val="40"/>
+          <w:szCs w:val="40"/>
+          <w:u w:val="single"/>
+          <w:lang w:bidi="ne-NP"/>
+        </w:rPr>
+        <w:tab/>
+      </w:r>
+      <w:r>
+        <w:rPr>
+          <w:rFonts w:ascii="Times New Roman" w:hAnsi="Times New Roman" w:cs="Times New Roman"/>
+          <w:sz w:val="40"/>
+          <w:szCs w:val="40"/>
+          <w:lang w:bidi="ne-NP"/>
+        </w:rPr>
+        <w:tab/>
+      </w:r>
+      <w:r>
+        <w:rPr>
+          <w:rFonts w:ascii="Times New Roman" w:hAnsi="Times New Roman" w:cs="Times New Roman"/>
+          <w:sz w:val="40"/>
+          <w:szCs w:val="40"/>
+          <w:lang w:bidi="ne-NP"/>
+        </w:rPr>
+        <w:t>14,</w:t>
+      </w:r>
+      <w:r>
+        <w:rPr>
+          <w:rFonts w:ascii="Times New Roman" w:hAnsi="Times New Roman" w:cs="Times New Roman"/>
+          <w:sz w:val="40"/>
+          <w:szCs w:val="40"/>
+          <w:lang w:bidi="ne-NP"/>
+        </w:rPr>
+        <w:tab/>
+      </w:r>
+      <w:r>
+        <w:rPr>
+          <w:rFonts w:ascii="Times New Roman" w:hAnsi="Times New Roman" w:cs="Times New Roman"/>
+          <w:sz w:val="40"/>
+          <w:szCs w:val="40"/>
+          <w:lang w:bidi="ne-NP"/>
+        </w:rPr>
+        <w:tab/>
+        <w:t>15.</w:t>
       </w:r>
     </w:p>
     <w:p>
@@ -10462,266 +10788,6 @@
         <w:jc w:val="both"/>
         <w:rPr>
           <w:rFonts w:ascii="Times New Roman" w:hAnsi="Times New Roman" w:cs="Times New Roman"/>
-          <w:sz w:val="40"/>
-          <w:szCs w:val="40"/>
-          <w:lang w:bidi="ne-NP"/>
-        </w:rPr>
-      </w:pPr>
-      <w:r>
-        <w:rPr>
-          <w:rFonts w:ascii="Times New Roman" w:hAnsi="Times New Roman" w:cs="Times New Roman"/>
-          <w:sz w:val="40"/>
-          <w:szCs w:val="40"/>
-          <w:lang w:bidi="ne-NP"/>
-        </w:rPr>
-        <w:t>1</w:t>
-      </w:r>
-      <w:r>
-        <w:rPr>
-          <w:rFonts w:ascii="Times New Roman" w:hAnsi="Times New Roman" w:cs="Times New Roman"/>
-          <w:sz w:val="40"/>
-          <w:szCs w:val="40"/>
-          <w:lang w:bidi="ne-NP"/>
-        </w:rPr>
-        <w:tab/>
-      </w:r>
-      <w:r>
-        <w:rPr>
-          <w:rFonts w:ascii="Times New Roman" w:hAnsi="Times New Roman" w:cs="Times New Roman"/>
-          <w:sz w:val="40"/>
-          <w:szCs w:val="40"/>
-          <w:u w:val="single"/>
-          <w:lang w:bidi="ne-NP"/>
-        </w:rPr>
-        <w:tab/>
-      </w:r>
-      <w:r>
-        <w:rPr>
-          <w:rFonts w:ascii="Times New Roman" w:hAnsi="Times New Roman" w:cs="Times New Roman"/>
-          <w:sz w:val="40"/>
-          <w:szCs w:val="40"/>
-          <w:lang w:bidi="ne-NP"/>
-        </w:rPr>
-        <w:tab/>
-      </w:r>
-      <w:r>
-        <w:rPr>
-          <w:rFonts w:ascii="Times New Roman" w:hAnsi="Times New Roman" w:cs="Times New Roman"/>
-          <w:sz w:val="40"/>
-          <w:szCs w:val="40"/>
-          <w:u w:val="single"/>
-          <w:lang w:bidi="ne-NP"/>
-        </w:rPr>
-        <w:tab/>
-      </w:r>
-      <w:r>
-        <w:rPr>
-          <w:rFonts w:ascii="Times New Roman" w:hAnsi="Times New Roman" w:cs="Times New Roman"/>
-          <w:sz w:val="40"/>
-          <w:szCs w:val="40"/>
-          <w:lang w:bidi="ne-NP"/>
-        </w:rPr>
-        <w:tab/>
-        <w:t xml:space="preserve">4, </w:t>
-      </w:r>
-      <w:r>
-        <w:rPr>
-          <w:rFonts w:ascii="Times New Roman" w:hAnsi="Times New Roman" w:cs="Times New Roman"/>
-          <w:sz w:val="40"/>
-          <w:szCs w:val="40"/>
-          <w:lang w:bidi="ne-NP"/>
-        </w:rPr>
-        <w:tab/>
-        <w:t>5</w:t>
-      </w:r>
-      <w:r>
-        <w:rPr>
-          <w:rFonts w:ascii="Times New Roman" w:hAnsi="Times New Roman" w:cs="Times New Roman"/>
-          <w:sz w:val="40"/>
-          <w:szCs w:val="40"/>
-          <w:lang w:bidi="ne-NP"/>
-        </w:rPr>
-        <w:tab/>
-      </w:r>
-      <w:r>
-        <w:rPr>
-          <w:rFonts w:ascii="Times New Roman" w:hAnsi="Times New Roman" w:cs="Times New Roman"/>
-          <w:sz w:val="40"/>
-          <w:szCs w:val="40"/>
-          <w:u w:val="single"/>
-          <w:lang w:bidi="ne-NP"/>
-        </w:rPr>
-        <w:tab/>
-      </w:r>
-      <w:r>
-        <w:rPr>
-          <w:rFonts w:ascii="Times New Roman" w:hAnsi="Times New Roman" w:cs="Times New Roman"/>
-          <w:sz w:val="40"/>
-          <w:szCs w:val="40"/>
-          <w:lang w:bidi="ne-NP"/>
-        </w:rPr>
-        <w:t>7</w:t>
-      </w:r>
-      <w:r>
-        <w:rPr>
-          <w:rFonts w:ascii="Times New Roman" w:hAnsi="Times New Roman" w:cs="Times New Roman"/>
-          <w:sz w:val="40"/>
-          <w:szCs w:val="40"/>
-          <w:lang w:bidi="ne-NP"/>
-        </w:rPr>
-        <w:tab/>
-      </w:r>
-      <w:r>
-        <w:rPr>
-          <w:rFonts w:ascii="Times New Roman" w:hAnsi="Times New Roman" w:cs="Times New Roman"/>
-          <w:sz w:val="40"/>
-          <w:szCs w:val="40"/>
-          <w:u w:val="single"/>
-          <w:lang w:bidi="ne-NP"/>
-        </w:rPr>
-        <w:tab/>
-      </w:r>
-      <w:r>
-        <w:rPr>
-          <w:rFonts w:ascii="Times New Roman" w:hAnsi="Times New Roman" w:cs="Times New Roman"/>
-          <w:sz w:val="40"/>
-          <w:szCs w:val="40"/>
-          <w:lang w:bidi="ne-NP"/>
-        </w:rPr>
-        <w:tab/>
-        <w:t>9</w:t>
-      </w:r>
-      <w:r>
-        <w:rPr>
-          <w:rFonts w:ascii="Times New Roman" w:hAnsi="Times New Roman" w:cs="Times New Roman"/>
-          <w:sz w:val="40"/>
-          <w:szCs w:val="40"/>
-          <w:lang w:bidi="ne-NP"/>
-        </w:rPr>
-        <w:tab/>
-      </w:r>
-      <w:r>
-        <w:rPr>
-          <w:rFonts w:ascii="Times New Roman" w:hAnsi="Times New Roman" w:cs="Times New Roman"/>
-          <w:sz w:val="40"/>
-          <w:szCs w:val="40"/>
-          <w:u w:val="single"/>
-          <w:lang w:bidi="ne-NP"/>
-        </w:rPr>
-        <w:tab/>
-      </w:r>
-      <w:r>
-        <w:rPr>
-          <w:rFonts w:ascii="Times New Roman" w:hAnsi="Times New Roman" w:cs="Times New Roman"/>
-          <w:sz w:val="40"/>
-          <w:szCs w:val="40"/>
-          <w:lang w:bidi="ne-NP"/>
-        </w:rPr>
-        <w:tab/>
-      </w:r>
-      <w:r>
-        <w:rPr>
-          <w:rFonts w:ascii="Times New Roman" w:hAnsi="Times New Roman" w:cs="Times New Roman"/>
-          <w:sz w:val="40"/>
-          <w:szCs w:val="40"/>
-          <w:u w:val="single"/>
-          <w:lang w:bidi="ne-NP"/>
-        </w:rPr>
-        <w:tab/>
-      </w:r>
-      <w:r>
-        <w:rPr>
-          <w:rFonts w:ascii="Times New Roman" w:hAnsi="Times New Roman" w:cs="Times New Roman"/>
-          <w:sz w:val="40"/>
-          <w:szCs w:val="40"/>
-          <w:lang w:bidi="ne-NP"/>
-        </w:rPr>
-        <w:tab/>
-        <w:t>12</w:t>
-      </w:r>
-      <w:r>
-        <w:rPr>
-          <w:rFonts w:ascii="Times New Roman" w:hAnsi="Times New Roman" w:cs="Times New Roman"/>
-          <w:sz w:val="40"/>
-          <w:szCs w:val="40"/>
-          <w:lang w:bidi="ne-NP"/>
-        </w:rPr>
-        <w:tab/>
-      </w:r>
-      <w:r>
-        <w:rPr>
-          <w:rFonts w:ascii="Times New Roman" w:hAnsi="Times New Roman" w:cs="Times New Roman"/>
-          <w:sz w:val="40"/>
-          <w:szCs w:val="40"/>
-          <w:u w:val="single"/>
-          <w:lang w:bidi="ne-NP"/>
-        </w:rPr>
-        <w:tab/>
-      </w:r>
-      <w:r>
-        <w:rPr>
-          <w:rFonts w:ascii="Times New Roman" w:hAnsi="Times New Roman" w:cs="Times New Roman"/>
-          <w:sz w:val="40"/>
-          <w:szCs w:val="40"/>
-          <w:lang w:bidi="ne-NP"/>
-        </w:rPr>
-        <w:tab/>
-      </w:r>
-      <w:r>
-        <w:rPr>
-          <w:rFonts w:ascii="Times New Roman" w:hAnsi="Times New Roman" w:cs="Times New Roman"/>
-          <w:sz w:val="40"/>
-          <w:szCs w:val="40"/>
-          <w:lang w:bidi="ne-NP"/>
-        </w:rPr>
-        <w:t>14,</w:t>
-      </w:r>
-      <w:r>
-        <w:rPr>
-          <w:rFonts w:ascii="Times New Roman" w:hAnsi="Times New Roman" w:cs="Times New Roman"/>
-          <w:sz w:val="40"/>
-          <w:szCs w:val="40"/>
-          <w:lang w:bidi="ne-NP"/>
-        </w:rPr>
-        <w:tab/>
-      </w:r>
-      <w:r>
-        <w:rPr>
-          <w:rFonts w:ascii="Times New Roman" w:hAnsi="Times New Roman" w:cs="Times New Roman"/>
-          <w:sz w:val="40"/>
-          <w:szCs w:val="40"/>
-          <w:lang w:bidi="ne-NP"/>
-        </w:rPr>
-        <w:tab/>
-        <w:t>15.</w:t>
-      </w:r>
-    </w:p>
-    <w:p>
-      <w:pPr>
-        <w:rPr>
-          <w:rFonts w:ascii="Times New Roman" w:hAnsi="Times New Roman" w:cs="Times New Roman"/>
-          <w:sz w:val="40"/>
-          <w:szCs w:val="40"/>
-          <w:lang w:bidi="ne-NP"/>
-        </w:rPr>
-      </w:pPr>
-    </w:p>
-    <w:p>
-      <w:pPr>
-        <w:rPr>
-          <w:rFonts w:ascii="Times New Roman" w:hAnsi="Times New Roman" w:cs="Times New Roman"/>
-          <w:sz w:val="40"/>
-          <w:szCs w:val="40"/>
-          <w:lang w:bidi="ne-NP"/>
-        </w:rPr>
-      </w:pPr>
-    </w:p>
-    <w:p>
-      <w:pPr>
-        <w:spacing w:after="0" w:line="480" w:lineRule="auto"/>
-        <w:jc w:val="both"/>
-        <w:rPr>
-          <w:rFonts w:ascii="Times New Roman" w:hAnsi="Times New Roman" w:cs="Times New Roman"/>
           <w:b/>
           <w:bCs/>
           <w:sz w:val="40"/>
@@ -10741,10 +10807,83 @@
         </w:rPr>
         <w:lastRenderedPageBreak/>
         <w:drawing>
-          <wp:anchor distT="0" distB="0" distL="114300" distR="114300" simplePos="0" relativeHeight="251742208" behindDoc="0" locked="0" layoutInCell="1" allowOverlap="1" wp14:anchorId="02EB9645" wp14:editId="6C3427D0">
+          <wp:anchor distT="0" distB="0" distL="114300" distR="114300" simplePos="0" relativeHeight="251743232" behindDoc="0" locked="0" layoutInCell="1" allowOverlap="1" wp14:anchorId="35078D6D" wp14:editId="3AB8E8D8">
             <wp:simplePos x="0" y="0"/>
             <wp:positionH relativeFrom="column">
-              <wp:posOffset>1232816</wp:posOffset>
+              <wp:posOffset>3304678</wp:posOffset>
+            </wp:positionH>
+            <wp:positionV relativeFrom="paragraph">
+              <wp:posOffset>431800</wp:posOffset>
+            </wp:positionV>
+            <wp:extent cx="556260" cy="539750"/>
+            <wp:effectExtent l="0" t="0" r="0" b="0"/>
+            <wp:wrapNone/>
+            <wp:docPr id="108" name="Picture 108"/>
+            <wp:cNvGraphicFramePr>
+              <a:graphicFrameLocks xmlns:a="http://schemas.openxmlformats.org/drawingml/2006/main" noChangeAspect="1"/>
+            </wp:cNvGraphicFramePr>
+            <a:graphic xmlns:a="http://schemas.openxmlformats.org/drawingml/2006/main">
+              <a:graphicData uri="http://schemas.openxmlformats.org/drawingml/2006/picture">
+                <pic:pic xmlns:pic="http://schemas.openxmlformats.org/drawingml/2006/picture">
+                  <pic:nvPicPr>
+                    <pic:cNvPr id="0" name="download (1).jpeg"/>
+                    <pic:cNvPicPr/>
+                  </pic:nvPicPr>
+                  <pic:blipFill rotWithShape="1">
+                    <a:blip r:embed="rId10">
+                      <a:extLst>
+                        <a:ext uri="{28A0092B-C50C-407E-A947-70E740481C1C}">
+                          <a14:useLocalDpi xmlns:a14="http://schemas.microsoft.com/office/drawing/2010/main" val="0"/>
+                        </a:ext>
+                      </a:extLst>
+                    </a:blip>
+                    <a:srcRect l="21958" t="19882" r="20178" b="24035"/>
+                    <a:stretch/>
+                  </pic:blipFill>
+                  <pic:spPr bwMode="auto">
+                    <a:xfrm>
+                      <a:off x="0" y="0"/>
+                      <a:ext cx="556260" cy="539750"/>
+                    </a:xfrm>
+                    <a:prstGeom prst="rect">
+                      <a:avLst/>
+                    </a:prstGeom>
+                    <a:ln>
+                      <a:noFill/>
+                    </a:ln>
+                    <a:extLst>
+                      <a:ext uri="{53640926-AAD7-44D8-BBD7-CCE9431645EC}">
+                        <a14:shadowObscured xmlns:a14="http://schemas.microsoft.com/office/drawing/2010/main"/>
+                      </a:ext>
+                    </a:extLst>
+                  </pic:spPr>
+                </pic:pic>
+              </a:graphicData>
+            </a:graphic>
+            <wp14:sizeRelH relativeFrom="page">
+              <wp14:pctWidth>0</wp14:pctWidth>
+            </wp14:sizeRelH>
+            <wp14:sizeRelV relativeFrom="page">
+              <wp14:pctHeight>0</wp14:pctHeight>
+            </wp14:sizeRelV>
+          </wp:anchor>
+        </w:drawing>
+      </w:r>
+      <w:r>
+        <w:rPr>
+          <w:rFonts w:ascii="Times New Roman" w:hAnsi="Times New Roman" w:cs="Times New Roman"/>
+          <w:b/>
+          <w:bCs/>
+          <w:noProof/>
+          <w:sz w:val="40"/>
+          <w:szCs w:val="40"/>
+          <w:lang w:bidi="ne-NP"/>
+        </w:rPr>
+        <w:drawing>
+          <wp:anchor distT="0" distB="0" distL="114300" distR="114300" simplePos="0" relativeHeight="251742208" behindDoc="0" locked="0" layoutInCell="1" allowOverlap="1" wp14:anchorId="02EB9645" wp14:editId="5C7C86C5">
+            <wp:simplePos x="0" y="0"/>
+            <wp:positionH relativeFrom="column">
+              <wp:posOffset>1692910</wp:posOffset>
             </wp:positionH>
             <wp:positionV relativeFrom="paragraph">
               <wp:posOffset>431800</wp:posOffset>
@@ -10764,7 +10903,7 @@
                     <pic:cNvPicPr/>
                   </pic:nvPicPr>
                   <pic:blipFill rotWithShape="1">
-                    <a:blip r:embed="rId10" cstate="print">
+                    <a:blip r:embed="rId11" cstate="print">
                       <a:extLst>
                         <a:ext uri="{28A0092B-C50C-407E-A947-70E740481C1C}">
                           <a14:useLocalDpi xmlns:a14="http://schemas.microsoft.com/office/drawing/2010/main" val="0"/>
@@ -10814,80 +10953,7 @@
           <w:lang w:bidi="ne-NP"/>
         </w:rPr>
         <w:drawing>
-          <wp:anchor distT="0" distB="0" distL="114300" distR="114300" simplePos="0" relativeHeight="251743232" behindDoc="0" locked="0" layoutInCell="1" allowOverlap="1" wp14:anchorId="35078D6D" wp14:editId="378663D3">
-            <wp:simplePos x="0" y="0"/>
-            <wp:positionH relativeFrom="column">
-              <wp:posOffset>2132049</wp:posOffset>
-            </wp:positionH>
-            <wp:positionV relativeFrom="paragraph">
-              <wp:posOffset>432289</wp:posOffset>
-            </wp:positionV>
-            <wp:extent cx="556764" cy="539750"/>
-            <wp:effectExtent l="0" t="0" r="0" b="0"/>
-            <wp:wrapNone/>
-            <wp:docPr id="108" name="Picture 108"/>
-            <wp:cNvGraphicFramePr>
-              <a:graphicFrameLocks xmlns:a="http://schemas.openxmlformats.org/drawingml/2006/main" noChangeAspect="1"/>
-            </wp:cNvGraphicFramePr>
-            <a:graphic xmlns:a="http://schemas.openxmlformats.org/drawingml/2006/main">
-              <a:graphicData uri="http://schemas.openxmlformats.org/drawingml/2006/picture">
-                <pic:pic xmlns:pic="http://schemas.openxmlformats.org/drawingml/2006/picture">
-                  <pic:nvPicPr>
-                    <pic:cNvPr id="0" name="download (1).jpeg"/>
-                    <pic:cNvPicPr/>
-                  </pic:nvPicPr>
-                  <pic:blipFill rotWithShape="1">
-                    <a:blip r:embed="rId11">
-                      <a:extLst>
-                        <a:ext uri="{28A0092B-C50C-407E-A947-70E740481C1C}">
-                          <a14:useLocalDpi xmlns:a14="http://schemas.microsoft.com/office/drawing/2010/main" val="0"/>
-                        </a:ext>
-                      </a:extLst>
-                    </a:blip>
-                    <a:srcRect l="21958" t="19882" r="20178" b="24035"/>
-                    <a:stretch/>
-                  </pic:blipFill>
-                  <pic:spPr bwMode="auto">
-                    <a:xfrm>
-                      <a:off x="0" y="0"/>
-                      <a:ext cx="556764" cy="539750"/>
-                    </a:xfrm>
-                    <a:prstGeom prst="rect">
-                      <a:avLst/>
-                    </a:prstGeom>
-                    <a:ln>
-                      <a:noFill/>
-                    </a:ln>
-                    <a:extLst>
-                      <a:ext uri="{53640926-AAD7-44D8-BBD7-CCE9431645EC}">
-                        <a14:shadowObscured xmlns:a14="http://schemas.microsoft.com/office/drawing/2010/main"/>
-                      </a:ext>
-                    </a:extLst>
-                  </pic:spPr>
-                </pic:pic>
-              </a:graphicData>
-            </a:graphic>
-            <wp14:sizeRelH relativeFrom="page">
-              <wp14:pctWidth>0</wp14:pctWidth>
-            </wp14:sizeRelH>
-            <wp14:sizeRelV relativeFrom="page">
-              <wp14:pctHeight>0</wp14:pctHeight>
-            </wp14:sizeRelV>
-          </wp:anchor>
-        </w:drawing>
-      </w:r>
-      <w:r>
-        <w:rPr>
-          <w:rFonts w:ascii="Times New Roman" w:hAnsi="Times New Roman" w:cs="Times New Roman"/>
-          <w:b/>
-          <w:bCs/>
-          <w:noProof/>
-          <w:sz w:val="40"/>
-          <w:szCs w:val="40"/>
-          <w:lang w:bidi="ne-NP"/>
-        </w:rPr>
-        <w:drawing>
-          <wp:anchor distT="0" distB="0" distL="114300" distR="114300" simplePos="0" relativeHeight="251741184" behindDoc="0" locked="0" layoutInCell="1" allowOverlap="1" wp14:anchorId="32C101F9" wp14:editId="35EA32E6">
+          <wp:anchor distT="0" distB="0" distL="114300" distR="114300" simplePos="0" relativeHeight="251741184" behindDoc="0" locked="0" layoutInCell="1" allowOverlap="1" wp14:anchorId="32C101F9" wp14:editId="48CE1985">
             <wp:simplePos x="0" y="0"/>
             <wp:positionH relativeFrom="column">
               <wp:posOffset>247650</wp:posOffset>
@@ -10910,7 +10976,7 @@
                     <pic:cNvPicPr/>
                   </pic:nvPicPr>
                   <pic:blipFill rotWithShape="1">
-                    <a:blip r:embed="rId10" cstate="print">
+                    <a:blip r:embed="rId11" cstate="print">
                       <a:extLst>
                         <a:ext uri="{28A0092B-C50C-407E-A947-70E740481C1C}">
                           <a14:useLocalDpi xmlns:a14="http://schemas.microsoft.com/office/drawing/2010/main" val="0"/>
@@ -11142,10 +11208,92 @@
         <mc:AlternateContent>
           <mc:Choice Requires="wps">
             <w:drawing>
-              <wp:anchor distT="0" distB="0" distL="114300" distR="114300" simplePos="0" relativeHeight="251745280" behindDoc="0" locked="0" layoutInCell="1" allowOverlap="1" wp14:anchorId="27B81092" wp14:editId="5FB0D73D">
+              <wp:anchor distT="0" distB="0" distL="114300" distR="114300" simplePos="0" relativeHeight="251746304" behindDoc="0" locked="0" layoutInCell="1" allowOverlap="1" wp14:anchorId="0222FD9F" wp14:editId="71A3D3A9">
                 <wp:simplePos x="0" y="0"/>
                 <wp:positionH relativeFrom="column">
-                  <wp:posOffset>1443222</wp:posOffset>
+                  <wp:posOffset>3476791</wp:posOffset>
+                </wp:positionH>
+                <wp:positionV relativeFrom="paragraph">
+                  <wp:posOffset>438150</wp:posOffset>
+                </wp:positionV>
+                <wp:extent cx="304800" cy="495300"/>
+                <wp:effectExtent l="0" t="0" r="19050" b="19050"/>
+                <wp:wrapNone/>
+                <wp:docPr id="111" name="Oval 111"/>
+                <wp:cNvGraphicFramePr/>
+                <a:graphic xmlns:a="http://schemas.openxmlformats.org/drawingml/2006/main">
+                  <a:graphicData uri="http://schemas.microsoft.com/office/word/2010/wordprocessingShape">
+                    <wps:wsp>
+                      <wps:cNvSpPr/>
+                      <wps:spPr>
+                        <a:xfrm>
+                          <a:off x="0" y="0"/>
+                          <a:ext cx="304800" cy="495300"/>
+                        </a:xfrm>
+                        <a:prstGeom prst="ellipse">
+                          <a:avLst/>
+                        </a:prstGeom>
+                        <a:solidFill>
+                          <a:schemeClr val="bg1"/>
+                        </a:solidFill>
+                        <a:ln>
+                          <a:solidFill>
+                            <a:schemeClr val="tx1"/>
+                          </a:solidFill>
+                        </a:ln>
+                      </wps:spPr>
+                      <wps:style>
+                        <a:lnRef idx="2">
+                          <a:schemeClr val="accent1">
+                            <a:shade val="50000"/>
+                          </a:schemeClr>
+                        </a:lnRef>
+                        <a:fillRef idx="1">
+                          <a:schemeClr val="accent1"/>
+                        </a:fillRef>
+                        <a:effectRef idx="0">
+                          <a:schemeClr val="accent1"/>
+                        </a:effectRef>
+                        <a:fontRef idx="minor">
+                          <a:schemeClr val="lt1"/>
+                        </a:fontRef>
+                      </wps:style>
+                      <wps:bodyPr rot="0" spcFirstLastPara="0" vertOverflow="overflow" horzOverflow="overflow" vert="horz" wrap="square" lIns="91440" tIns="45720" rIns="91440" bIns="45720" numCol="1" spcCol="0" rtlCol="0" fromWordArt="0" anchor="ctr" anchorCtr="0" forceAA="0" compatLnSpc="1">
+                        <a:prstTxWarp prst="textNoShape">
+                          <a:avLst/>
+                        </a:prstTxWarp>
+                        <a:noAutofit/>
+                      </wps:bodyPr>
+                    </wps:wsp>
+                  </a:graphicData>
+                </a:graphic>
+              </wp:anchor>
+            </w:drawing>
+          </mc:Choice>
+          <mc:Fallback>
+            <w:pict>
+              <v:oval w14:anchorId="3CBFEAE8" id="Oval 111" o:spid="_x0000_s1026" style="position:absolute;margin-left:273.75pt;margin-top:34.5pt;width:24pt;height:39pt;z-index:251746304;visibility:visible;mso-wrap-style:square;mso-wrap-distance-left:9pt;mso-wrap-distance-top:0;mso-wrap-distance-right:9pt;mso-wrap-distance-bottom:0;mso-position-horizontal:absolute;mso-position-horizontal-relative:text;mso-position-vertical:absolute;mso-position-vertical-relative:text;v-text-anchor:middle" o:gfxdata="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" fillcolor="white [3212]" strokecolor="black [3213]" strokeweight="1pt">
+                <v:stroke joinstyle="miter"/>
+              </v:oval>
+            </w:pict>
+          </mc:Fallback>
+        </mc:AlternateContent>
+      </w:r>
+      <w:r>
+        <w:rPr>
+          <w:rFonts w:ascii="Times New Roman" w:hAnsi="Times New Roman" w:cs="Times New Roman"/>
+          <w:noProof/>
+          <w:sz w:val="40"/>
+          <w:szCs w:val="40"/>
+          <w:lang w:bidi="ne-NP"/>
+        </w:rPr>
+        <mc:AlternateContent>
+          <mc:Choice Requires="wps">
+            <w:drawing>
+              <wp:anchor distT="0" distB="0" distL="114300" distR="114300" simplePos="0" relativeHeight="251745280" behindDoc="0" locked="0" layoutInCell="1" allowOverlap="1" wp14:anchorId="27B81092" wp14:editId="567F4D4E">
+                <wp:simplePos x="0" y="0"/>
+                <wp:positionH relativeFrom="column">
+                  <wp:posOffset>1903564</wp:posOffset>
                 </wp:positionH>
                 <wp:positionV relativeFrom="paragraph">
                   <wp:posOffset>438150</wp:posOffset>
@@ -11206,7 +11354,7 @@
           </mc:Choice>
           <mc:Fallback>
             <w:pict>
-              <v:oval w14:anchorId="7FC148BE" id="Oval 110" o:spid="_x0000_s1026" style="position:absolute;margin-left:113.65pt;margin-top:34.5pt;width:24pt;height:39pt;z-index:251745280;visibility:visible;mso-wrap-style:square;mso-wrap-distance-left:9pt;mso-wrap-distance-top:0;mso-wrap-distance-right:9pt;mso-wrap-distance-bottom:0;mso-position-horizontal:absolute;mso-position-horizontal-relative:text;mso-position-vertical:absolute;mso-position-vertical-relative:text;v-text-anchor:middle" o:gfxdata="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" fillcolor="white [3212]" strokecolor="black [3213]" strokeweight="1pt">
+              <v:oval w14:anchorId="21D7E9C5" id="Oval 110" o:spid="_x0000_s1026" style="position:absolute;margin-left:149.9pt;margin-top:34.5pt;width:24pt;height:39pt;z-index:251745280;visibility:visible;mso-wrap-style:square;mso-wrap-distance-left:9pt;mso-wrap-distance-top:0;mso-wrap-distance-right:9pt;mso-wrap-distance-bottom:0;mso-position-horizontal:absolute;mso-position-horizontal-relative:text;mso-position-vertical:absolute;mso-position-vertical-relative:text;v-text-anchor:middle" o:gfxdata="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" fillcolor="white [3212]" strokecolor="black [3213]" strokeweight="1pt">
                 <v:stroke joinstyle="miter"/>
               </v:oval>
             </w:pict>
@@ -11221,90 +11369,8 @@
           <w:szCs w:val="40"/>
           <w:lang w:bidi="ne-NP"/>
         </w:rPr>
-        <mc:AlternateContent>
-          <mc:Choice Requires="wps">
-            <w:drawing>
-              <wp:anchor distT="0" distB="0" distL="114300" distR="114300" simplePos="0" relativeHeight="251746304" behindDoc="0" locked="0" layoutInCell="1" allowOverlap="1" wp14:anchorId="0222FD9F" wp14:editId="5453A011">
-                <wp:simplePos x="0" y="0"/>
-                <wp:positionH relativeFrom="column">
-                  <wp:posOffset>2219680</wp:posOffset>
-                </wp:positionH>
-                <wp:positionV relativeFrom="paragraph">
-                  <wp:posOffset>438150</wp:posOffset>
-                </wp:positionV>
-                <wp:extent cx="304800" cy="495300"/>
-                <wp:effectExtent l="0" t="0" r="19050" b="19050"/>
-                <wp:wrapNone/>
-                <wp:docPr id="111" name="Oval 111"/>
-                <wp:cNvGraphicFramePr/>
-                <a:graphic xmlns:a="http://schemas.openxmlformats.org/drawingml/2006/main">
-                  <a:graphicData uri="http://schemas.microsoft.com/office/word/2010/wordprocessingShape">
-                    <wps:wsp>
-                      <wps:cNvSpPr/>
-                      <wps:spPr>
-                        <a:xfrm>
-                          <a:off x="0" y="0"/>
-                          <a:ext cx="304800" cy="495300"/>
-                        </a:xfrm>
-                        <a:prstGeom prst="ellipse">
-                          <a:avLst/>
-                        </a:prstGeom>
-                        <a:solidFill>
-                          <a:schemeClr val="bg1"/>
-                        </a:solidFill>
-                        <a:ln>
-                          <a:solidFill>
-                            <a:schemeClr val="tx1"/>
-                          </a:solidFill>
-                        </a:ln>
-                      </wps:spPr>
-                      <wps:style>
-                        <a:lnRef idx="2">
-                          <a:schemeClr val="accent1">
-                            <a:shade val="50000"/>
-                          </a:schemeClr>
-                        </a:lnRef>
-                        <a:fillRef idx="1">
-                          <a:schemeClr val="accent1"/>
-                        </a:fillRef>
-                        <a:effectRef idx="0">
-                          <a:schemeClr val="accent1"/>
-                        </a:effectRef>
-                        <a:fontRef idx="minor">
-                          <a:schemeClr val="lt1"/>
-                        </a:fontRef>
-                      </wps:style>
-                      <wps:bodyPr rot="0" spcFirstLastPara="0" vertOverflow="overflow" horzOverflow="overflow" vert="horz" wrap="square" lIns="91440" tIns="45720" rIns="91440" bIns="45720" numCol="1" spcCol="0" rtlCol="0" fromWordArt="0" anchor="ctr" anchorCtr="0" forceAA="0" compatLnSpc="1">
-                        <a:prstTxWarp prst="textNoShape">
-                          <a:avLst/>
-                        </a:prstTxWarp>
-                        <a:noAutofit/>
-                      </wps:bodyPr>
-                    </wps:wsp>
-                  </a:graphicData>
-                </a:graphic>
-              </wp:anchor>
-            </w:drawing>
-          </mc:Choice>
-          <mc:Fallback>
-            <w:pict>
-              <v:oval w14:anchorId="6CB46F0E" id="Oval 111" o:spid="_x0000_s1026" style="position:absolute;margin-left:174.8pt;margin-top:34.5pt;width:24pt;height:39pt;z-index:251746304;visibility:visible;mso-wrap-style:square;mso-wrap-distance-left:9pt;mso-wrap-distance-top:0;mso-wrap-distance-right:9pt;mso-wrap-distance-bottom:0;mso-position-horizontal:absolute;mso-position-horizontal-relative:text;mso-position-vertical:absolute;mso-position-vertical-relative:text;v-text-anchor:middle" o:gfxdata="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" fillcolor="white [3212]" strokecolor="black [3213]" strokeweight="1pt">
-                <v:stroke joinstyle="miter"/>
-              </v:oval>
-            </w:pict>
-          </mc:Fallback>
-        </mc:AlternateContent>
-      </w:r>
-      <w:r>
-        <w:rPr>
-          <w:rFonts w:ascii="Times New Roman" w:hAnsi="Times New Roman" w:cs="Times New Roman"/>
-          <w:noProof/>
-          <w:sz w:val="40"/>
-          <w:szCs w:val="40"/>
-          <w:lang w:bidi="ne-NP"/>
-        </w:rPr>
         <w:drawing>
-          <wp:anchor distT="0" distB="0" distL="114300" distR="114300" simplePos="0" relativeHeight="251744256" behindDoc="0" locked="0" layoutInCell="1" allowOverlap="1" wp14:anchorId="1EE28C43" wp14:editId="742BA44D">
+          <wp:anchor distT="0" distB="0" distL="114300" distR="114300" simplePos="0" relativeHeight="251744256" behindDoc="0" locked="0" layoutInCell="1" allowOverlap="1" wp14:anchorId="1EE28C43" wp14:editId="6CC583C6">
             <wp:simplePos x="0" y="0"/>
             <wp:positionH relativeFrom="column">
               <wp:posOffset>321945</wp:posOffset>
@@ -11461,13 +11527,94 @@
           <w:szCs w:val="40"/>
           <w:lang w:bidi="ne-NP"/>
         </w:rPr>
+        <w:drawing>
+          <wp:anchor distT="0" distB="0" distL="114300" distR="114300" simplePos="0" relativeHeight="251747328" behindDoc="0" locked="0" layoutInCell="1" allowOverlap="1" wp14:anchorId="2A420ECD" wp14:editId="4B6D274B">
+            <wp:simplePos x="0" y="0"/>
+            <wp:positionH relativeFrom="column">
+              <wp:posOffset>3391011</wp:posOffset>
+            </wp:positionH>
+            <wp:positionV relativeFrom="paragraph">
+              <wp:posOffset>323215</wp:posOffset>
+            </wp:positionV>
+            <wp:extent cx="647700" cy="763270"/>
+            <wp:effectExtent l="0" t="0" r="0" b="0"/>
+            <wp:wrapNone/>
+            <wp:docPr id="112" name="Picture 112"/>
+            <wp:cNvGraphicFramePr>
+              <a:graphicFrameLocks xmlns:a="http://schemas.openxmlformats.org/drawingml/2006/main" noChangeAspect="1"/>
+            </wp:cNvGraphicFramePr>
+            <a:graphic xmlns:a="http://schemas.openxmlformats.org/drawingml/2006/main">
+              <a:graphicData uri="http://schemas.openxmlformats.org/drawingml/2006/picture">
+                <pic:pic xmlns:pic="http://schemas.openxmlformats.org/drawingml/2006/picture">
+                  <pic:nvPicPr>
+                    <pic:cNvPr id="0" name="download (2).png"/>
+                    <pic:cNvPicPr/>
+                  </pic:nvPicPr>
+                  <pic:blipFill rotWithShape="1">
+                    <a:blip r:embed="rId14">
+                      <a:biLevel thresh="75000"/>
+                      <a:extLst>
+                        <a:ext uri="{BEBA8EAE-BF5A-486C-A8C5-ECC9F3942E4B}">
+                          <a14:imgProps xmlns:a14="http://schemas.microsoft.com/office/drawing/2010/main">
+                            <a14:imgLayer r:embed="rId15">
+                              <a14:imgEffect>
+                                <a14:brightnessContrast bright="40000" contrast="-40000"/>
+                              </a14:imgEffect>
+                            </a14:imgLayer>
+                          </a14:imgProps>
+                        </a:ext>
+                        <a:ext uri="{28A0092B-C50C-407E-A947-70E740481C1C}">
+                          <a14:useLocalDpi xmlns:a14="http://schemas.microsoft.com/office/drawing/2010/main" val="0"/>
+                        </a:ext>
+                      </a:extLst>
+                    </a:blip>
+                    <a:srcRect l="20178" t="2375" r="22256" b="7715"/>
+                    <a:stretch/>
+                  </pic:blipFill>
+                  <pic:spPr bwMode="auto">
+                    <a:xfrm>
+                      <a:off x="0" y="0"/>
+                      <a:ext cx="647700" cy="763270"/>
+                    </a:xfrm>
+                    <a:prstGeom prst="rect">
+                      <a:avLst/>
+                    </a:prstGeom>
+                    <a:ln>
+                      <a:noFill/>
+                    </a:ln>
+                    <a:extLst>
+                      <a:ext uri="{53640926-AAD7-44D8-BBD7-CCE9431645EC}">
+                        <a14:shadowObscured xmlns:a14="http://schemas.microsoft.com/office/drawing/2010/main"/>
+                      </a:ext>
+                    </a:extLst>
+                  </pic:spPr>
+                </pic:pic>
+              </a:graphicData>
+            </a:graphic>
+            <wp14:sizeRelH relativeFrom="page">
+              <wp14:pctWidth>0</wp14:pctWidth>
+            </wp14:sizeRelH>
+            <wp14:sizeRelV relativeFrom="page">
+              <wp14:pctHeight>0</wp14:pctHeight>
+            </wp14:sizeRelV>
+          </wp:anchor>
+        </w:drawing>
+      </w:r>
+      <w:r>
+        <w:rPr>
+          <w:rFonts w:ascii="Times New Roman" w:hAnsi="Times New Roman" w:cs="Times New Roman"/>
+          <w:noProof/>
+          <w:sz w:val="40"/>
+          <w:szCs w:val="40"/>
+          <w:lang w:bidi="ne-NP"/>
+        </w:rPr>
         <mc:AlternateContent>
           <mc:Choice Requires="wps">
             <w:drawing>
-              <wp:anchor distT="0" distB="0" distL="114300" distR="114300" simplePos="0" relativeHeight="251749376" behindDoc="0" locked="0" layoutInCell="1" allowOverlap="1" wp14:anchorId="494B267E" wp14:editId="35212AE2">
+              <wp:anchor distT="0" distB="0" distL="114300" distR="114300" simplePos="0" relativeHeight="251749376" behindDoc="0" locked="0" layoutInCell="1" allowOverlap="1" wp14:anchorId="494B267E" wp14:editId="4087137B">
                 <wp:simplePos x="0" y="0"/>
                 <wp:positionH relativeFrom="column">
-                  <wp:posOffset>1232535</wp:posOffset>
+                  <wp:posOffset>1693379</wp:posOffset>
                 </wp:positionH>
                 <wp:positionV relativeFrom="paragraph">
                   <wp:posOffset>438150</wp:posOffset>
@@ -11531,7 +11678,7 @@
           </mc:Choice>
           <mc:Fallback>
             <w:pict>
-              <v:shape w14:anchorId="2016E895" id="5-Point Star 114" o:spid="_x0000_s1026" style="position:absolute;margin-left:97.05pt;margin-top:34.5pt;width:47.5pt;height:43.8pt;z-index:251749376;visibility:visible;mso-wrap-style:square;mso-height-percent:0;mso-wrap-distance-left:9pt;mso-wrap-distance-top:0;mso-wrap-distance-right:9pt;mso-wrap-distance-bottom:0;mso-position-horizontal:absolute;mso-position-horizontal-relative:text;mso-position-vertical:absolute;mso-position-vertical-relative:text;mso-height-percent:0;mso-height-relative:margin;v-text-anchor:middle" coordsize="603250,556260" o:gfxdata="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" path="m1,212472r230421,1l301625,r71203,212473l603249,212472,416833,343786r71206,212473l301625,424942,115211,556259,186417,343786,1,212472xe" fillcolor="white [3212]" strokecolor="black [3213]" strokeweight="1pt">
+              <v:shape w14:anchorId="6705D0CC" id="5-Point Star 114" o:spid="_x0000_s1026" style="position:absolute;margin-left:133.35pt;margin-top:34.5pt;width:47.5pt;height:43.8pt;z-index:251749376;visibility:visible;mso-wrap-style:square;mso-height-percent:0;mso-wrap-distance-left:9pt;mso-wrap-distance-top:0;mso-wrap-distance-right:9pt;mso-wrap-distance-bottom:0;mso-position-horizontal:absolute;mso-position-horizontal-relative:text;mso-position-vertical:absolute;mso-position-vertical-relative:text;mso-height-percent:0;mso-height-relative:margin;v-text-anchor:middle" coordsize="603250,556260" o:gfxdata="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" path="m1,212472r230421,1l301625,r71203,212473l603249,212472,416833,343786r71206,212473l301625,424942,115211,556259,186417,343786,1,212472xe" fillcolor="white [3212]" strokecolor="black [3213]" strokeweight="1pt">
                 <v:stroke joinstyle="miter"/>
                 <v:path arrowok="t" o:connecttype="custom" o:connectlocs="1,212472;230422,212473;301625,0;372828,212473;603249,212472;416833,343786;488039,556259;301625,424942;115211,556259;186417,343786;1,212472" o:connectangles="0,0,0,0,0,0,0,0,0,0,0"/>
               </v:shape>
@@ -11547,91 +11694,10 @@
           <w:szCs w:val="40"/>
           <w:lang w:bidi="ne-NP"/>
         </w:rPr>
-        <w:drawing>
-          <wp:anchor distT="0" distB="0" distL="114300" distR="114300" simplePos="0" relativeHeight="251747328" behindDoc="0" locked="0" layoutInCell="1" allowOverlap="1" wp14:anchorId="2A420ECD" wp14:editId="66DB26B0">
-            <wp:simplePos x="0" y="0"/>
-            <wp:positionH relativeFrom="column">
-              <wp:posOffset>2234492</wp:posOffset>
-            </wp:positionH>
-            <wp:positionV relativeFrom="paragraph">
-              <wp:posOffset>323215</wp:posOffset>
-            </wp:positionV>
-            <wp:extent cx="647700" cy="763497"/>
-            <wp:effectExtent l="0" t="0" r="0" b="0"/>
-            <wp:wrapNone/>
-            <wp:docPr id="112" name="Picture 112"/>
-            <wp:cNvGraphicFramePr>
-              <a:graphicFrameLocks xmlns:a="http://schemas.openxmlformats.org/drawingml/2006/main" noChangeAspect="1"/>
-            </wp:cNvGraphicFramePr>
-            <a:graphic xmlns:a="http://schemas.openxmlformats.org/drawingml/2006/main">
-              <a:graphicData uri="http://schemas.openxmlformats.org/drawingml/2006/picture">
-                <pic:pic xmlns:pic="http://schemas.openxmlformats.org/drawingml/2006/picture">
-                  <pic:nvPicPr>
-                    <pic:cNvPr id="0" name="download (2).png"/>
-                    <pic:cNvPicPr/>
-                  </pic:nvPicPr>
-                  <pic:blipFill rotWithShape="1">
-                    <a:blip r:embed="rId14">
-                      <a:biLevel thresh="75000"/>
-                      <a:extLst>
-                        <a:ext uri="{BEBA8EAE-BF5A-486C-A8C5-ECC9F3942E4B}">
-                          <a14:imgProps xmlns:a14="http://schemas.microsoft.com/office/drawing/2010/main">
-                            <a14:imgLayer r:embed="rId15">
-                              <a14:imgEffect>
-                                <a14:brightnessContrast bright="40000" contrast="-40000"/>
-                              </a14:imgEffect>
-                            </a14:imgLayer>
-                          </a14:imgProps>
-                        </a:ext>
-                        <a:ext uri="{28A0092B-C50C-407E-A947-70E740481C1C}">
-                          <a14:useLocalDpi xmlns:a14="http://schemas.microsoft.com/office/drawing/2010/main" val="0"/>
-                        </a:ext>
-                      </a:extLst>
-                    </a:blip>
-                    <a:srcRect l="20178" t="2375" r="22256" b="7715"/>
-                    <a:stretch/>
-                  </pic:blipFill>
-                  <pic:spPr bwMode="auto">
-                    <a:xfrm>
-                      <a:off x="0" y="0"/>
-                      <a:ext cx="647700" cy="763497"/>
-                    </a:xfrm>
-                    <a:prstGeom prst="rect">
-                      <a:avLst/>
-                    </a:prstGeom>
-                    <a:ln>
-                      <a:noFill/>
-                    </a:ln>
-                    <a:extLst>
-                      <a:ext uri="{53640926-AAD7-44D8-BBD7-CCE9431645EC}">
-                        <a14:shadowObscured xmlns:a14="http://schemas.microsoft.com/office/drawing/2010/main"/>
-                      </a:ext>
-                    </a:extLst>
-                  </pic:spPr>
-                </pic:pic>
-              </a:graphicData>
-            </a:graphic>
-            <wp14:sizeRelH relativeFrom="page">
-              <wp14:pctWidth>0</wp14:pctWidth>
-            </wp14:sizeRelH>
-            <wp14:sizeRelV relativeFrom="page">
-              <wp14:pctHeight>0</wp14:pctHeight>
-            </wp14:sizeRelV>
-          </wp:anchor>
-        </w:drawing>
-      </w:r>
-      <w:r>
-        <w:rPr>
-          <w:rFonts w:ascii="Times New Roman" w:hAnsi="Times New Roman" w:cs="Times New Roman"/>
-          <w:noProof/>
-          <w:sz w:val="40"/>
-          <w:szCs w:val="40"/>
-          <w:lang w:bidi="ne-NP"/>
-        </w:rPr>
         <mc:AlternateContent>
           <mc:Choice Requires="wps">
             <w:drawing>
-              <wp:anchor distT="0" distB="0" distL="114300" distR="114300" simplePos="0" relativeHeight="251748352" behindDoc="0" locked="0" layoutInCell="1" allowOverlap="1" wp14:anchorId="0C3720D0" wp14:editId="71466D72">
+              <wp:anchor distT="0" distB="0" distL="114300" distR="114300" simplePos="0" relativeHeight="251748352" behindDoc="0" locked="0" layoutInCell="1" allowOverlap="1" wp14:anchorId="0C3720D0" wp14:editId="190334EC">
                 <wp:simplePos x="0" y="0"/>
                 <wp:positionH relativeFrom="column">
                   <wp:posOffset>292100</wp:posOffset>
@@ -11695,7 +11761,7 @@
           </mc:Choice>
           <mc:Fallback>
             <w:pict>
-              <v:shape w14:anchorId="2CDD10B0" id="5-Point Star 113" o:spid="_x0000_s1026" style="position:absolute;margin-left:23pt;margin-top:39pt;width:47.5pt;height:39pt;z-index:251748352;visibility:visible;mso-wrap-style:square;mso-wrap-distance-left:9pt;mso-wrap-distance-top:0;mso-wrap-distance-right:9pt;mso-wrap-distance-bottom:0;mso-position-horizontal:absolute;mso-position-horizontal-relative:text;mso-position-vertical:absolute;mso-position-vertical-relative:text;v-text-anchor:middle" coordsize="603250,495300" o:gfxdata="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" path="m1,189187r230421,2l301625,r71203,189189l603249,189187,416833,306111r71206,189188l301625,378373,115211,495299,186417,306111,1,189187xe" fillcolor="white [3212]" strokecolor="black [3213]" strokeweight="1pt">
+              <v:shape w14:anchorId="2C95D8F5" id="5-Point Star 113" o:spid="_x0000_s1026" style="position:absolute;margin-left:23pt;margin-top:39pt;width:47.5pt;height:39pt;z-index:251748352;visibility:visible;mso-wrap-style:square;mso-wrap-distance-left:9pt;mso-wrap-distance-top:0;mso-wrap-distance-right:9pt;mso-wrap-distance-bottom:0;mso-position-horizontal:absolute;mso-position-horizontal-relative:text;mso-position-vertical:absolute;mso-position-vertical-relative:text;v-text-anchor:middle" coordsize="603250,495300" o:gfxdata="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" path="m1,189187r230421,2l301625,r71203,189189l603249,189187,416833,306111r71206,189188l301625,378373,115211,495299,186417,306111,1,189187xe" fillcolor="white [3212]" strokecolor="black [3213]" strokeweight="1pt">
                 <v:stroke joinstyle="miter"/>
                 <v:path arrowok="t" o:connecttype="custom" o:connectlocs="1,189187;230422,189189;301625,0;372828,189189;603249,189187;416833,306111;488039,495299;301625,378373;115211,495299;186417,306111;1,189187" o:connectangles="0,0,0,0,0,0,0,0,0,0,0"/>
               </v:shape>
@@ -11789,16 +11855,87 @@
           <w:szCs w:val="40"/>
           <w:lang w:bidi="ne-NP"/>
         </w:rPr>
+        <w:drawing>
+          <wp:anchor distT="0" distB="0" distL="114300" distR="114300" simplePos="0" relativeHeight="251751424" behindDoc="0" locked="0" layoutInCell="1" allowOverlap="1" wp14:anchorId="7ECAB420" wp14:editId="684C6462">
+            <wp:simplePos x="0" y="0"/>
+            <wp:positionH relativeFrom="column">
+              <wp:posOffset>3483444</wp:posOffset>
+            </wp:positionH>
+            <wp:positionV relativeFrom="paragraph">
+              <wp:posOffset>409961</wp:posOffset>
+            </wp:positionV>
+            <wp:extent cx="427355" cy="600075"/>
+            <wp:effectExtent l="0" t="0" r="0" b="9525"/>
+            <wp:wrapNone/>
+            <wp:docPr id="116" name="Picture 116"/>
+            <wp:cNvGraphicFramePr>
+              <a:graphicFrameLocks xmlns:a="http://schemas.openxmlformats.org/drawingml/2006/main" noChangeAspect="1"/>
+            </wp:cNvGraphicFramePr>
+            <a:graphic xmlns:a="http://schemas.openxmlformats.org/drawingml/2006/main">
+              <a:graphicData uri="http://schemas.openxmlformats.org/drawingml/2006/picture">
+                <pic:pic xmlns:pic="http://schemas.openxmlformats.org/drawingml/2006/picture">
+                  <pic:nvPicPr>
+                    <pic:cNvPr id="0" name="images.png"/>
+                    <pic:cNvPicPr/>
+                  </pic:nvPicPr>
+                  <pic:blipFill rotWithShape="1">
+                    <a:blip r:embed="rId16" cstate="print">
+                      <a:extLst>
+                        <a:ext uri="{28A0092B-C50C-407E-A947-70E740481C1C}">
+                          <a14:useLocalDpi xmlns:a14="http://schemas.microsoft.com/office/drawing/2010/main" val="0"/>
+                        </a:ext>
+                      </a:extLst>
+                    </a:blip>
+                    <a:srcRect b="7711"/>
+                    <a:stretch/>
+                  </pic:blipFill>
+                  <pic:spPr bwMode="auto">
+                    <a:xfrm>
+                      <a:off x="0" y="0"/>
+                      <a:ext cx="427355" cy="600075"/>
+                    </a:xfrm>
+                    <a:prstGeom prst="rect">
+                      <a:avLst/>
+                    </a:prstGeom>
+                    <a:ln>
+                      <a:noFill/>
+                    </a:ln>
+                    <a:extLst>
+                      <a:ext uri="{53640926-AAD7-44D8-BBD7-CCE9431645EC}">
+                        <a14:shadowObscured xmlns:a14="http://schemas.microsoft.com/office/drawing/2010/main"/>
+                      </a:ext>
+                    </a:extLst>
+                  </pic:spPr>
+                </pic:pic>
+              </a:graphicData>
+            </a:graphic>
+            <wp14:sizeRelH relativeFrom="page">
+              <wp14:pctWidth>0</wp14:pctWidth>
+            </wp14:sizeRelH>
+            <wp14:sizeRelV relativeFrom="page">
+              <wp14:pctHeight>0</wp14:pctHeight>
+            </wp14:sizeRelV>
+          </wp:anchor>
+        </w:drawing>
+      </w:r>
+      <w:r>
+        <w:rPr>
+          <w:rFonts w:ascii="Times New Roman" w:hAnsi="Times New Roman" w:cs="Times New Roman"/>
+          <w:noProof/>
+          <w:sz w:val="40"/>
+          <w:szCs w:val="40"/>
+          <w:lang w:bidi="ne-NP"/>
+        </w:rPr>
         <mc:AlternateContent>
           <mc:Choice Requires="wps">
             <w:drawing>
-              <wp:anchor distT="0" distB="0" distL="114300" distR="114300" simplePos="0" relativeHeight="251752448" behindDoc="0" locked="0" layoutInCell="1" allowOverlap="1" wp14:anchorId="54DA6199" wp14:editId="14FD3FDB">
+              <wp:anchor distT="0" distB="0" distL="114300" distR="114300" simplePos="0" relativeHeight="251752448" behindDoc="0" locked="0" layoutInCell="1" allowOverlap="1" wp14:anchorId="54DA6199" wp14:editId="6A329336">
                 <wp:simplePos x="0" y="0"/>
                 <wp:positionH relativeFrom="column">
-                  <wp:posOffset>1393397</wp:posOffset>
+                  <wp:posOffset>1854034</wp:posOffset>
                 </wp:positionH>
                 <wp:positionV relativeFrom="paragraph">
-                  <wp:posOffset>366232</wp:posOffset>
+                  <wp:posOffset>365760</wp:posOffset>
                 </wp:positionV>
                 <wp:extent cx="584200" cy="596900"/>
                 <wp:effectExtent l="19050" t="19050" r="44450" b="12700"/>
@@ -11856,19 +11993,7 @@
           </mc:Choice>
           <mc:Fallback>
             <w:pict>
-              <v:shapetype w14:anchorId="5752A9A3" id="_x0000_t5" coordsize="21600,21600" o:spt="5" adj="10800" path="m@0,l,21600r21600,xe">
-                <v:stroke joinstyle="miter"/>
-                <v:formulas>
-                  <v:f eqn="val #0"/>
-                  <v:f eqn="prod #0 1 2"/>
-                  <v:f eqn="sum @1 10800 0"/>
-                </v:formulas>
-                <v:path gradientshapeok="t" o:connecttype="custom" o:connectlocs="@0,0;@1,10800;0,21600;10800,21600;21600,21600;@2,10800" textboxrect="0,10800,10800,18000;5400,10800,16200,18000;10800,10800,21600,18000;0,7200,7200,21600;7200,7200,14400,21600;14400,7200,21600,21600"/>
-                <v:handles>
-                  <v:h position="#0,topLeft" xrange="0,21600"/>
-                </v:handles>
-              </v:shapetype>
-              <v:shape id="Isosceles Triangle 117" o:spid="_x0000_s1026" type="#_x0000_t5" style="position:absolute;margin-left:109.7pt;margin-top:28.85pt;width:46pt;height:47pt;z-index:251752448;visibility:visible;mso-wrap-style:square;mso-wrap-distance-left:9pt;mso-wrap-distance-top:0;mso-wrap-distance-right:9pt;mso-wrap-distance-bottom:0;mso-position-horizontal:absolute;mso-position-horizontal-relative:text;mso-position-vertical:absolute;mso-position-vertical-relative:text;v-text-anchor:middle" o:gfxdata="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" fillcolor="white [3212]" strokecolor="black [3213]" strokeweight="1pt"/>
+              <v:shape w14:anchorId="77FCE4CF" id="Isosceles Triangle 117" o:spid="_x0000_s1026" type="#_x0000_t5" style="position:absolute;margin-left:146pt;margin-top:28.8pt;width:46pt;height:47pt;z-index:251752448;visibility:visible;mso-wrap-style:square;mso-wrap-distance-left:9pt;mso-wrap-distance-top:0;mso-wrap-distance-right:9pt;mso-wrap-distance-bottom:0;mso-position-horizontal:absolute;mso-position-horizontal-relative:text;mso-position-vertical:absolute;mso-position-vertical-relative:text;v-text-anchor:middle" o:gfxdata="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" fillcolor="white [3212]" strokecolor="black [3213]" strokeweight="1pt"/>
             </w:pict>
           </mc:Fallback>
         </mc:AlternateContent>
@@ -11882,78 +12007,7 @@
           <w:lang w:bidi="ne-NP"/>
         </w:rPr>
         <w:drawing>
-          <wp:anchor distT="0" distB="0" distL="114300" distR="114300" simplePos="0" relativeHeight="251751424" behindDoc="0" locked="0" layoutInCell="1" allowOverlap="1" wp14:anchorId="7ECAB420" wp14:editId="0F5DCAF3">
-            <wp:simplePos x="0" y="0"/>
-            <wp:positionH relativeFrom="column">
-              <wp:posOffset>2345011</wp:posOffset>
-            </wp:positionH>
-            <wp:positionV relativeFrom="paragraph">
-              <wp:posOffset>370205</wp:posOffset>
-            </wp:positionV>
-            <wp:extent cx="427355" cy="600075"/>
-            <wp:effectExtent l="0" t="0" r="0" b="9525"/>
-            <wp:wrapNone/>
-            <wp:docPr id="116" name="Picture 116"/>
-            <wp:cNvGraphicFramePr>
-              <a:graphicFrameLocks xmlns:a="http://schemas.openxmlformats.org/drawingml/2006/main" noChangeAspect="1"/>
-            </wp:cNvGraphicFramePr>
-            <a:graphic xmlns:a="http://schemas.openxmlformats.org/drawingml/2006/main">
-              <a:graphicData uri="http://schemas.openxmlformats.org/drawingml/2006/picture">
-                <pic:pic xmlns:pic="http://schemas.openxmlformats.org/drawingml/2006/picture">
-                  <pic:nvPicPr>
-                    <pic:cNvPr id="0" name="images.png"/>
-                    <pic:cNvPicPr/>
-                  </pic:nvPicPr>
-                  <pic:blipFill rotWithShape="1">
-                    <a:blip r:embed="rId16" cstate="print">
-                      <a:extLst>
-                        <a:ext uri="{28A0092B-C50C-407E-A947-70E740481C1C}">
-                          <a14:useLocalDpi xmlns:a14="http://schemas.microsoft.com/office/drawing/2010/main" val="0"/>
-                        </a:ext>
-                      </a:extLst>
-                    </a:blip>
-                    <a:srcRect b="7711"/>
-                    <a:stretch/>
-                  </pic:blipFill>
-                  <pic:spPr bwMode="auto">
-                    <a:xfrm>
-                      <a:off x="0" y="0"/>
-                      <a:ext cx="427355" cy="600075"/>
-                    </a:xfrm>
-                    <a:prstGeom prst="rect">
-                      <a:avLst/>
-                    </a:prstGeom>
-                    <a:ln>
-                      <a:noFill/>
-                    </a:ln>
-                    <a:extLst>
-                      <a:ext uri="{53640926-AAD7-44D8-BBD7-CCE9431645EC}">
-                        <a14:shadowObscured xmlns:a14="http://schemas.microsoft.com/office/drawing/2010/main"/>
-                      </a:ext>
-                    </a:extLst>
-                  </pic:spPr>
-                </pic:pic>
-              </a:graphicData>
-            </a:graphic>
-            <wp14:sizeRelH relativeFrom="page">
-              <wp14:pctWidth>0</wp14:pctWidth>
-            </wp14:sizeRelH>
-            <wp14:sizeRelV relativeFrom="page">
-              <wp14:pctHeight>0</wp14:pctHeight>
-            </wp14:sizeRelV>
-          </wp:anchor>
-        </w:drawing>
-      </w:r>
-      <w:r>
-        <w:rPr>
-          <w:rFonts w:ascii="Times New Roman" w:hAnsi="Times New Roman" w:cs="Times New Roman"/>
-          <w:noProof/>
-          <w:sz w:val="40"/>
-          <w:szCs w:val="40"/>
-          <w:lang w:bidi="ne-NP"/>
-        </w:rPr>
-        <w:drawing>
-          <wp:anchor distT="0" distB="0" distL="114300" distR="114300" simplePos="0" relativeHeight="251750400" behindDoc="0" locked="0" layoutInCell="1" allowOverlap="1" wp14:anchorId="16CA9301" wp14:editId="74764AF4">
+          <wp:anchor distT="0" distB="0" distL="114300" distR="114300" simplePos="0" relativeHeight="251750400" behindDoc="0" locked="0" layoutInCell="1" allowOverlap="1" wp14:anchorId="16CA9301" wp14:editId="314667D1">
             <wp:simplePos x="0" y="0"/>
             <wp:positionH relativeFrom="column">
               <wp:posOffset>289560</wp:posOffset>
@@ -12104,10 +12158,10 @@
         <mc:AlternateContent>
           <mc:Choice Requires="wps">
             <w:drawing>
-              <wp:anchor distT="0" distB="0" distL="114300" distR="114300" simplePos="0" relativeHeight="251755520" behindDoc="0" locked="0" layoutInCell="1" allowOverlap="1" wp14:anchorId="79265851" wp14:editId="22840329">
+              <wp:anchor distT="0" distB="0" distL="114300" distR="114300" simplePos="0" relativeHeight="251755520" behindDoc="0" locked="0" layoutInCell="1" allowOverlap="1" wp14:anchorId="79265851" wp14:editId="53AAE9D5">
                 <wp:simplePos x="0" y="0"/>
                 <wp:positionH relativeFrom="column">
-                  <wp:posOffset>2300236</wp:posOffset>
+                  <wp:posOffset>3510832</wp:posOffset>
                 </wp:positionH>
                 <wp:positionV relativeFrom="paragraph">
                   <wp:posOffset>483235</wp:posOffset>
@@ -12168,7 +12222,7 @@
           </mc:Choice>
           <mc:Fallback>
             <w:pict>
-              <v:shape w14:anchorId="3B842851" id="Heart 120" o:spid="_x0000_s1026" style="position:absolute;margin-left:181.1pt;margin-top:38.05pt;width:36.5pt;height:39pt;z-index:251755520;visibility:visible;mso-wrap-style:square;mso-wrap-distance-left:9pt;mso-wrap-distance-top:0;mso-wrap-distance-right:9pt;mso-wrap-distance-bottom:0;mso-position-horizontal:absolute;mso-position-horizontal-relative:text;mso-position-vertical:absolute;mso-position-vertical-relative:text;v-text-anchor:middle" coordsize="463550,495300" o:gfxdata="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" path="m231775,123825v96573,-288925,473207,,,371475c-241432,123825,135202,-165100,231775,123825xe" fillcolor="white [3212]" strokecolor="black [3213]" strokeweight="1pt">
+              <v:shape w14:anchorId="114C35C7" id="Heart 120" o:spid="_x0000_s1026" style="position:absolute;margin-left:276.45pt;margin-top:38.05pt;width:36.5pt;height:39pt;z-index:251755520;visibility:visible;mso-wrap-style:square;mso-wrap-distance-left:9pt;mso-wrap-distance-top:0;mso-wrap-distance-right:9pt;mso-wrap-distance-bottom:0;mso-position-horizontal:absolute;mso-position-horizontal-relative:text;mso-position-vertical:absolute;mso-position-vertical-relative:text;v-text-anchor:middle" coordsize="463550,495300" o:gfxdata="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" path="m231775,123825v96573,-288925,473207,,,371475c-241432,123825,135202,-165100,231775,123825xe" fillcolor="white [3212]" strokecolor="black [3213]" strokeweight="1pt">
                 <v:stroke joinstyle="miter"/>
                 <v:path arrowok="t" o:connecttype="custom" o:connectlocs="231775,123825;231775,495300;231775,123825" o:connectangles="0,0,0"/>
               </v:shape>
@@ -12176,6 +12230,18 @@
           </mc:Fallback>
         </mc:AlternateContent>
       </w:r>
+    </w:p>
+    <w:p>
+      <w:pPr>
+        <w:spacing w:after="0" w:line="480" w:lineRule="auto"/>
+        <w:jc w:val="both"/>
+        <w:rPr>
+          <w:rFonts w:ascii="Times New Roman" w:hAnsi="Times New Roman" w:cs="Times New Roman"/>
+          <w:sz w:val="40"/>
+          <w:szCs w:val="40"/>
+          <w:lang w:bidi="ne-NP"/>
+        </w:rPr>
+      </w:pPr>
       <w:r>
         <w:rPr>
           <w:rFonts w:ascii="Times New Roman" w:hAnsi="Times New Roman" w:cs="Times New Roman"/>
@@ -12187,13 +12253,13 @@
         <mc:AlternateContent>
           <mc:Choice Requires="wps">
             <w:drawing>
-              <wp:anchor distT="0" distB="0" distL="114300" distR="114300" simplePos="0" relativeHeight="251754496" behindDoc="0" locked="0" layoutInCell="1" allowOverlap="1" wp14:anchorId="419AA31E" wp14:editId="28ADC480">
+              <wp:anchor distT="0" distB="0" distL="114300" distR="114300" simplePos="0" relativeHeight="251754496" behindDoc="0" locked="0" layoutInCell="1" allowOverlap="1" wp14:anchorId="419AA31E" wp14:editId="6BE0425A">
                 <wp:simplePos x="0" y="0"/>
                 <wp:positionH relativeFrom="column">
-                  <wp:posOffset>1390591</wp:posOffset>
+                  <wp:posOffset>1945640</wp:posOffset>
                 </wp:positionH>
                 <wp:positionV relativeFrom="paragraph">
-                  <wp:posOffset>540385</wp:posOffset>
+                  <wp:posOffset>27940</wp:posOffset>
                 </wp:positionV>
                 <wp:extent cx="546100" cy="361950"/>
                 <wp:effectExtent l="0" t="0" r="25400" b="19050"/>
@@ -12251,7 +12317,7 @@
           </mc:Choice>
           <mc:Fallback>
             <w:pict>
-              <v:rect w14:anchorId="37C0E9AF" id="Rectangle 119" o:spid="_x0000_s1026" style="position:absolute;margin-left:109.5pt;margin-top:42.55pt;width:43pt;height:28.5pt;z-index:251754496;visibility:visible;mso-wrap-style:square;mso-wrap-distance-left:9pt;mso-wrap-distance-top:0;mso-wrap-distance-right:9pt;mso-wrap-distance-bottom:0;mso-position-horizontal:absolute;mso-position-horizontal-relative:text;mso-position-vertical:absolute;mso-position-vertical-relative:text;v-text-anchor:middle" o:gfxdata="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" fillcolor="white [3212]" strokecolor="black [3213]" strokeweight="1pt"/>
+              <v:rect w14:anchorId="0FBCB0D9" id="Rectangle 119" o:spid="_x0000_s1026" style="position:absolute;margin-left:153.2pt;margin-top:2.2pt;width:43pt;height:28.5pt;z-index:251754496;visibility:visible;mso-wrap-style:square;mso-wrap-distance-left:9pt;mso-wrap-distance-top:0;mso-wrap-distance-right:9pt;mso-wrap-distance-bottom:0;mso-position-horizontal:absolute;mso-position-horizontal-relative:text;mso-position-vertical:absolute;mso-position-vertical-relative:text;v-text-anchor:middle" o:gfxdata="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" fillcolor="white [3212]" strokecolor="black [3213]" strokeweight="1pt"/>
             </w:pict>
           </mc:Fallback>
         </mc:AlternateContent>
@@ -12267,13 +12333,13 @@
         <mc:AlternateContent>
           <mc:Choice Requires="wps">
             <w:drawing>
-              <wp:anchor distT="0" distB="0" distL="114300" distR="114300" simplePos="0" relativeHeight="251753472" behindDoc="0" locked="0" layoutInCell="1" allowOverlap="1" wp14:anchorId="4F15E283" wp14:editId="159F89AB">
+              <wp:anchor distT="0" distB="0" distL="114300" distR="114300" simplePos="0" relativeHeight="251753472" behindDoc="0" locked="0" layoutInCell="1" allowOverlap="1" wp14:anchorId="4F15E283" wp14:editId="684D4B79">
                 <wp:simplePos x="0" y="0"/>
                 <wp:positionH relativeFrom="column">
                   <wp:posOffset>247650</wp:posOffset>
                 </wp:positionH>
                 <wp:positionV relativeFrom="paragraph">
-                  <wp:posOffset>540385</wp:posOffset>
+                  <wp:posOffset>33655</wp:posOffset>
                 </wp:positionV>
                 <wp:extent cx="546100" cy="361950"/>
                 <wp:effectExtent l="0" t="0" r="25400" b="19050"/>
@@ -12331,23 +12397,11 @@
           </mc:Choice>
           <mc:Fallback>
             <w:pict>
-              <v:rect w14:anchorId="65247C64" id="Rectangle 118" o:spid="_x0000_s1026" style="position:absolute;margin-left:19.5pt;margin-top:42.55pt;width:43pt;height:28.5pt;z-index:251753472;visibility:visible;mso-wrap-style:square;mso-wrap-distance-left:9pt;mso-wrap-distance-top:0;mso-wrap-distance-right:9pt;mso-wrap-distance-bottom:0;mso-position-horizontal:absolute;mso-position-horizontal-relative:text;mso-position-vertical:absolute;mso-position-vertical-relative:text;v-text-anchor:middle" o:gfxdata="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" fillcolor="white [3212]" strokecolor="black [3213]" strokeweight="1pt"/>
+              <v:rect w14:anchorId="6181F739" id="Rectangle 118" o:spid="_x0000_s1026" style="position:absolute;margin-left:19.5pt;margin-top:2.65pt;width:43pt;height:28.5pt;z-index:251753472;visibility:visible;mso-wrap-style:square;mso-wrap-distance-left:9pt;mso-wrap-distance-top:0;mso-wrap-distance-right:9pt;mso-wrap-distance-bottom:0;mso-position-horizontal:absolute;mso-position-horizontal-relative:text;mso-position-vertical:absolute;mso-position-vertical-relative:text;v-text-anchor:middle" o:gfxdata="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" fillcolor="white [3212]" strokecolor="black [3213]" strokeweight="1pt"/>
             </w:pict>
           </mc:Fallback>
         </mc:AlternateContent>
       </w:r>
-    </w:p>
-    <w:p>
-      <w:pPr>
-        <w:spacing w:after="0" w:line="480" w:lineRule="auto"/>
-        <w:jc w:val="both"/>
-        <w:rPr>
-          <w:rFonts w:ascii="Times New Roman" w:hAnsi="Times New Roman" w:cs="Times New Roman"/>
-          <w:sz w:val="40"/>
-          <w:szCs w:val="40"/>
-          <w:lang w:bidi="ne-NP"/>
-        </w:rPr>
-      </w:pPr>
       <w:r>
         <w:rPr>
           <w:rFonts w:ascii="Times New Roman" w:hAnsi="Times New Roman" w:cs="Times New Roman"/>
@@ -12875,6 +12929,86 @@
         <mc:AlternateContent>
           <mc:Choice Requires="wps">
             <w:drawing>
+              <wp:anchor distT="0" distB="0" distL="114300" distR="114300" simplePos="0" relativeHeight="251758592" behindDoc="0" locked="0" layoutInCell="1" allowOverlap="1" wp14:anchorId="44E5AE84" wp14:editId="29339318">
+                <wp:simplePos x="0" y="0"/>
+                <wp:positionH relativeFrom="column">
+                  <wp:posOffset>-35008</wp:posOffset>
+                </wp:positionH>
+                <wp:positionV relativeFrom="paragraph">
+                  <wp:posOffset>630859</wp:posOffset>
+                </wp:positionV>
+                <wp:extent cx="546100" cy="361950"/>
+                <wp:effectExtent l="0" t="0" r="25400" b="19050"/>
+                <wp:wrapNone/>
+                <wp:docPr id="123" name="Rectangle 123"/>
+                <wp:cNvGraphicFramePr/>
+                <a:graphic xmlns:a="http://schemas.openxmlformats.org/drawingml/2006/main">
+                  <a:graphicData uri="http://schemas.microsoft.com/office/word/2010/wordprocessingShape">
+                    <wps:wsp>
+                      <wps:cNvSpPr/>
+                      <wps:spPr>
+                        <a:xfrm>
+                          <a:off x="0" y="0"/>
+                          <a:ext cx="546100" cy="361950"/>
+                        </a:xfrm>
+                        <a:prstGeom prst="rect">
+                          <a:avLst/>
+                        </a:prstGeom>
+                        <a:solidFill>
+                          <a:schemeClr val="bg1"/>
+                        </a:solidFill>
+                        <a:ln>
+                          <a:solidFill>
+                            <a:schemeClr val="tx1"/>
+                          </a:solidFill>
+                        </a:ln>
+                      </wps:spPr>
+                      <wps:style>
+                        <a:lnRef idx="2">
+                          <a:schemeClr val="accent1">
+                            <a:shade val="50000"/>
+                          </a:schemeClr>
+                        </a:lnRef>
+                        <a:fillRef idx="1">
+                          <a:schemeClr val="accent1"/>
+                        </a:fillRef>
+                        <a:effectRef idx="0">
+                          <a:schemeClr val="accent1"/>
+                        </a:effectRef>
+                        <a:fontRef idx="minor">
+                          <a:schemeClr val="lt1"/>
+                        </a:fontRef>
+                      </wps:style>
+                      <wps:bodyPr rot="0" spcFirstLastPara="0" vertOverflow="overflow" horzOverflow="overflow" vert="horz" wrap="square" lIns="91440" tIns="45720" rIns="91440" bIns="45720" numCol="1" spcCol="0" rtlCol="0" fromWordArt="0" anchor="ctr" anchorCtr="0" forceAA="0" compatLnSpc="1">
+                        <a:prstTxWarp prst="textNoShape">
+                          <a:avLst/>
+                        </a:prstTxWarp>
+                        <a:noAutofit/>
+                      </wps:bodyPr>
+                    </wps:wsp>
+                  </a:graphicData>
+                </a:graphic>
+              </wp:anchor>
+            </w:drawing>
+          </mc:Choice>
+          <mc:Fallback>
+            <w:pict>
+              <v:rect w14:anchorId="07271C54" id="Rectangle 123" o:spid="_x0000_s1026" style="position:absolute;margin-left:-2.75pt;margin-top:49.65pt;width:43pt;height:28.5pt;z-index:251758592;visibility:visible;mso-wrap-style:square;mso-wrap-distance-left:9pt;mso-wrap-distance-top:0;mso-wrap-distance-right:9pt;mso-wrap-distance-bottom:0;mso-position-horizontal:absolute;mso-position-horizontal-relative:text;mso-position-vertical:absolute;mso-position-vertical-relative:text;v-text-anchor:middle" o:gfxdata="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" fillcolor="white [3212]" strokecolor="black [3213]" strokeweight="1pt"/>
+            </w:pict>
+          </mc:Fallback>
+        </mc:AlternateContent>
+      </w:r>
+      <w:r>
+        <w:rPr>
+          <w:rFonts w:ascii="Times New Roman" w:hAnsi="Times New Roman" w:cs="Times New Roman"/>
+          <w:noProof/>
+          <w:sz w:val="40"/>
+          <w:szCs w:val="40"/>
+          <w:lang w:bidi="ne-NP"/>
+        </w:rPr>
+        <mc:AlternateContent>
+          <mc:Choice Requires="wps">
+            <w:drawing>
               <wp:anchor distT="0" distB="0" distL="114300" distR="114300" simplePos="0" relativeHeight="251761664" behindDoc="0" locked="0" layoutInCell="1" allowOverlap="1" wp14:anchorId="7C3134BE" wp14:editId="01A72A89">
                 <wp:simplePos x="0" y="0"/>
                 <wp:positionH relativeFrom="column">
@@ -12953,6 +13087,24 @@
         </w:rPr>
         <w:t xml:space="preserve"> </w:t>
       </w:r>
+      <w:r>
+        <w:rPr>
+          <w:rFonts w:ascii="Times New Roman" w:hAnsi="Times New Roman" w:cs="Times New Roman"/>
+          <w:sz w:val="40"/>
+          <w:szCs w:val="40"/>
+          <w:lang w:bidi="ne-NP"/>
+        </w:rPr>
+        <w:tab/>
+      </w:r>
+      <w:r>
+        <w:rPr>
+          <w:rFonts w:ascii="Times New Roman" w:hAnsi="Times New Roman" w:cs="Times New Roman"/>
+          <w:sz w:val="40"/>
+          <w:szCs w:val="40"/>
+          <w:lang w:bidi="ne-NP"/>
+        </w:rPr>
+        <w:tab/>
+      </w:r>
     </w:p>
     <w:p>
       <w:pPr>
@@ -12960,127 +13112,13 @@
         <w:jc w:val="both"/>
         <w:rPr>
           <w:rFonts w:ascii="Times New Roman" w:hAnsi="Times New Roman" w:cs="Times New Roman"/>
+          <w:b/>
+          <w:bCs/>
           <w:sz w:val="40"/>
           <w:szCs w:val="40"/>
           <w:lang w:bidi="ne-NP"/>
         </w:rPr>
       </w:pPr>
-      <w:r>
-        <w:rPr>
-          <w:rFonts w:ascii="Times New Roman" w:hAnsi="Times New Roman" w:cs="Times New Roman"/>
-          <w:noProof/>
-          <w:sz w:val="40"/>
-          <w:szCs w:val="40"/>
-          <w:lang w:bidi="ne-NP"/>
-        </w:rPr>
-        <mc:AlternateContent>
-          <mc:Choice Requires="wps">
-            <w:drawing>
-              <wp:anchor distT="0" distB="0" distL="114300" distR="114300" simplePos="0" relativeHeight="251758592" behindDoc="0" locked="0" layoutInCell="1" allowOverlap="1" wp14:anchorId="44E5AE84" wp14:editId="3A64DA6A">
-                <wp:simplePos x="0" y="0"/>
-                <wp:positionH relativeFrom="column">
-                  <wp:posOffset>12700</wp:posOffset>
-                </wp:positionH>
-                <wp:positionV relativeFrom="paragraph">
-                  <wp:posOffset>635</wp:posOffset>
-                </wp:positionV>
-                <wp:extent cx="546100" cy="361950"/>
-                <wp:effectExtent l="0" t="0" r="25400" b="19050"/>
-                <wp:wrapNone/>
-                <wp:docPr id="123" name="Rectangle 123"/>
-                <wp:cNvGraphicFramePr/>
-                <a:graphic xmlns:a="http://schemas.openxmlformats.org/drawingml/2006/main">
-                  <a:graphicData uri="http://schemas.microsoft.com/office/word/2010/wordprocessingShape">
-                    <wps:wsp>
-                      <wps:cNvSpPr/>
-                      <wps:spPr>
-                        <a:xfrm>
-                          <a:off x="0" y="0"/>
-                          <a:ext cx="546100" cy="361950"/>
-                        </a:xfrm>
-                        <a:prstGeom prst="rect">
-                          <a:avLst/>
-                        </a:prstGeom>
-                        <a:solidFill>
-                          <a:schemeClr val="bg1"/>
-                        </a:solidFill>
-                        <a:ln>
-                          <a:solidFill>
-                            <a:schemeClr val="tx1"/>
-                          </a:solidFill>
-                        </a:ln>
-                      </wps:spPr>
-                      <wps:style>
-                        <a:lnRef idx="2">
-                          <a:schemeClr val="accent1">
-                            <a:shade val="50000"/>
-                          </a:schemeClr>
-                        </a:lnRef>
-                        <a:fillRef idx="1">
-                          <a:schemeClr val="accent1"/>
-                        </a:fillRef>
-                        <a:effectRef idx="0">
-                          <a:schemeClr val="accent1"/>
-                        </a:effectRef>
-                        <a:fontRef idx="minor">
-                          <a:schemeClr val="lt1"/>
-                        </a:fontRef>
-                      </wps:style>
-                      <wps:bodyPr rot="0" spcFirstLastPara="0" vertOverflow="overflow" horzOverflow="overflow" vert="horz" wrap="square" lIns="91440" tIns="45720" rIns="91440" bIns="45720" numCol="1" spcCol="0" rtlCol="0" fromWordArt="0" anchor="ctr" anchorCtr="0" forceAA="0" compatLnSpc="1">
-                        <a:prstTxWarp prst="textNoShape">
-                          <a:avLst/>
-                        </a:prstTxWarp>
-                        <a:noAutofit/>
-                      </wps:bodyPr>
-                    </wps:wsp>
-                  </a:graphicData>
-                </a:graphic>
-              </wp:anchor>
-            </w:drawing>
-          </mc:Choice>
-          <mc:Fallback>
-            <w:pict>
-              <v:rect w14:anchorId="3BD8C0FE" id="Rectangle 123" o:spid="_x0000_s1026" style="position:absolute;margin-left:1pt;margin-top:.05pt;width:43pt;height:28.5pt;z-index:251758592;visibility:visible;mso-wrap-style:square;mso-wrap-distance-left:9pt;mso-wrap-distance-top:0;mso-wrap-distance-right:9pt;mso-wrap-distance-bottom:0;mso-position-horizontal:absolute;mso-position-horizontal-relative:text;mso-position-vertical:absolute;mso-position-vertical-relative:text;v-text-anchor:middle" o:gfxdata="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" fillcolor="white [3212]" strokecolor="black [3213]" strokeweight="1pt"/>
-            </w:pict>
-          </mc:Fallback>
-        </mc:AlternateContent>
-      </w:r>
-      <w:r>
-        <w:rPr>
-          <w:rFonts w:ascii="Times New Roman" w:hAnsi="Times New Roman" w:cs="Times New Roman"/>
-          <w:sz w:val="40"/>
-          <w:szCs w:val="40"/>
-          <w:lang w:bidi="ne-NP"/>
-        </w:rPr>
-        <w:tab/>
-      </w:r>
-      <w:r>
-        <w:rPr>
-          <w:rFonts w:ascii="Times New Roman" w:hAnsi="Times New Roman" w:cs="Times New Roman"/>
-          <w:sz w:val="40"/>
-          <w:szCs w:val="40"/>
-          <w:lang w:bidi="ne-NP"/>
-        </w:rPr>
-        <w:tab/>
-      </w:r>
-      <w:r>
-        <w:rPr>
-          <w:rFonts w:ascii="Times New Roman" w:hAnsi="Times New Roman" w:cs="Times New Roman"/>
-          <w:sz w:val="40"/>
-          <w:szCs w:val="40"/>
-          <w:lang w:bidi="ne-NP"/>
-        </w:rPr>
-        <w:tab/>
-      </w:r>
-      <w:r>
-        <w:rPr>
-          <w:rFonts w:ascii="Times New Roman" w:hAnsi="Times New Roman" w:cs="Times New Roman"/>
-          <w:sz w:val="40"/>
-          <w:szCs w:val="40"/>
-          <w:lang w:bidi="ne-NP"/>
-        </w:rPr>
-        <w:tab/>
-      </w:r>
     </w:p>
     <w:p>
       <w:pPr>
@@ -13338,7 +13376,7 @@
     </w:p>
     <w:sectPr>
       <w:pgSz w:w="11906" w:h="16838" w:code="9"/>
-      <w:pgMar w:top="720" w:right="720" w:bottom="720" w:left="720" w:header="720" w:footer="720" w:gutter="0"/>
+      <w:pgMar w:top="720" w:right="720" w:bottom="8" w:left="720" w:header="720" w:footer="720" w:gutter="0"/>
       <w:cols w:space="720"/>
       <w:docGrid w:linePitch="360"/>
     </w:sectPr>
